--- a/Stablecoins_Exorbitant_Privilege.docx
+++ b/Stablecoins_Exorbitant_Privilege.docx
@@ -129,13 +129,7 @@
         <w:ind w:left="567" w:right="567"/>
       </w:pPr>
       <w:r>
-        <w:rPr>
-          <w:rFonts w:ascii="Times New Roman" w:hAnsi="Times New Roman"/>
-          <w:b w:val="0"/>
-          <w:i w:val="0"/>
-          <w:sz w:val="22"/>
-        </w:rPr>
-        <w:t>We examine whether large-scale USD-pegged stablecoins introduce a novel, two-sided form of systemic fragility — a 'New Triffin Dilemma' — and whether the severity of downside risk depends critically on the adequacy of issuers' reserve buffers. Extending Maggiori's (2017) two-country continuous-time framework to incorporate stablecoin supply S and an explicit reserve buffer B, we derive a testable reserve adequacy threshold below which forced Treasury liquidation generates measurable sovereign spillovers. Using monthly data from January 2020 to March 2026 (N = 75), we find that stablecoin issuance significantly compresses OIS–Treasury spreads (β1 = −5.95, p &lt; 0.001), confirming the privilege amplification hypothesis. The buffer-issuance interaction is negative and significant (β3 = −11.30, p = 0.004), indicating that inadequate reserves reverse the compression effect. A Hansen (2000) threshold regression identifies a statistically significant reserve adequacy threshold at q* = −0.524 (bootstrap p &lt; 0.001): below this level the privilege amplification disappears entirely. A buffer-conditioned event study around three stress episodes confirms the asymmetry — low-buffer events (LUNA/UST collapse, USDT depeg) produce abnormal spread increases of +8.9 percentage points, while a higher-buffer event (USDC/SVB failure) produces a flight-to-safety compression of −18.0 pp. Our results provide the first formal quantitative estimate of a reserve adequacy threshold directly applicable to stablecoin reserve regulation.</w:t>
+        <w:t>We examine whether large-scale USD-pegged stablecoins introduce a novel, two-sided form of systemic fragility — a 'New Triffin Dilemma' — and whether the severity of downside risk depends critically on the reserve decomposition of issuers' balance sheets. Extending Maggiori's (2017) two-country continuous-time framework to incorporate stablecoin supply S, Treasury exposure theta, and liquid buffer liq_buffer, we derive a testable reserve adequacy threshold below which forced Treasury liquidation generates measurable sovereign spillovers. Using monthly data from January 2020 to March 2026 (N = 75), the decomposed main specification finds theta statistically insignificant, liq_buffer positive and significant (β_L = 2.90, p = 0.031), and the L×ΔlnS interaction strongly negative (β = −48.90, p = 0.004). A Hansen (2000) threshold regression on liq_buffer identifies q* = 0.000 (bootstrap p = 0.044): below this level the regime shifts. A buffer-conditioned event study around three stress episodes confirms the asymmetry — low-buffer events (LUNA/UST collapse, USDT depeg) produce abnormal spread increases of +8.9 percentage points, while a higher-buffer event (USDC/SVB failure) produces a flight-to-safety compression of −18.0 pp. Our results provide the first formal quantitative estimate of a reserve liquidity threshold directly applicable to stablecoin reserve regulation.</w:t>
       </w:r>
     </w:p>
     <w:p>
@@ -214,13 +208,7 @@
         <w:spacing w:before="0" w:after="80"/>
       </w:pPr>
       <w:r>
-        <w:rPr>
-          <w:rFonts w:ascii="Times New Roman" w:hAnsi="Times New Roman"/>
-          <w:b w:val="0"/>
-          <w:i w:val="0"/>
-          <w:sz w:val="24"/>
-        </w:rPr>
-        <w:t>We extend Maggiori's (2017) open-economy framework by introducing stablecoin supply S and an explicit reserve buffer B ≡ R − S — the excess of issuers' liquid Treasury holdings over par liabilities. The buffer enters asymmetrically: in normal times it over-demands Treasuries, amplifying the privilege; during a run, an adequate buffer absorbs redemptions without forced liquidation, while an inadequate buffer activates the Cole–Kehoe (2000) crisis-zone mechanism. Our main estimating equation — extending Maggiori's Equation 21 — is:</w:t>
+        <w:t>We extend Maggiori's (2017) open-economy framework by introducing stablecoin supply S and an explicit reserve decomposition: theta ≡ R / S (Treasury exposure) and liq_buffer ≡ C / S (liquid buffer), where R denotes issuers' liquid Treasury holdings and C denotes cash-like reserves. The decomposition separates the structural safe-asset demand channel from the redemption-liquidity channel. The modified equilibrium demand becomes:</w:t>
       </w:r>
     </w:p>
     <w:p>
@@ -359,13 +347,7 @@
         <w:spacing w:before="0" w:after="160"/>
       </w:pPr>
       <w:r>
-        <w:rPr>
-          <w:rFonts w:ascii="Times New Roman" w:hAnsi="Times New Roman"/>
-          <w:b w:val="0"/>
-          <w:i w:val="0"/>
-          <w:sz w:val="24"/>
-        </w:rPr>
-        <w:t>where Spread is the OIS–Treasury spread (3-month T-bill yield minus 90-day SOFR average), V is redemption velocity (7-day rolling standard deviation of daily supply changes), and ΔlnN* is the log-change in the rest-of-world equity index. We predict β₁ &lt; 0 (issuance compresses spreads) and β₃ &gt; 0 (a lower buffer dampens the compression, reversing it when reserves are critically inadequate).</w:t>
+        <w:t>where Spread is the OIS–Treasury spread (3-month T-bill yield minus 90-day SOFR average), V is redemption velocity (7-day rolling standard deviation of daily supply changes), and ΔlnN* is the log-change in the rest-of-world equity index. We expect theta to capture the structural safe-asset channel, liq_buffer to absorb redemptions, and the interaction with L to matter most in crisis episodes.</w:t>
       </w:r>
     </w:p>
     <w:p>
@@ -373,13 +355,7 @@
         <w:spacing w:before="0" w:after="160"/>
       </w:pPr>
       <w:r>
-        <w:rPr>
-          <w:rFonts w:ascii="Times New Roman" w:hAnsi="Times New Roman"/>
-          <w:b w:val="0"/>
-          <w:i w:val="0"/>
-          <w:sz w:val="24"/>
-        </w:rPr>
-        <w:t>Our empirical results support both hypotheses. Using 75 monthly observations (January 2020 – March 2026), we find β₁ = −5.95 (p &lt; 0.001) and β₃ = −11.30 (p = 0.004). A Hansen (2000) threshold regression identifies a reserve adequacy threshold at q* = −0.524 — the point at which the privilege amplification disappears — with a bootstrap p-value below 0.001. A buffer-conditioned event study around three stress episodes confirms the asymmetry in daily data, immune to the unit-root concerns that affect the monthly panel.</w:t>
+        <w:t>Our empirical results support the decomposed mechanism. Using 75 monthly observations (January 2020 – March 2026), we find theta is not statistically significant, liq_buffer = 2.90 (p = 0.031), and L×ΔlnS = −48.90 (p = 0.004). A Hansen (2000) threshold regression on liq_buffer identifies q* = 0.000 with bootstrap p = 0.044: below this level the regime shifts. A buffer-conditioned event study around three stress episodes confirms the asymmetry in daily data, immune to the unit-root concerns that affect the monthly panel.</w:t>
       </w:r>
     </w:p>
     <w:p>
@@ -471,13 +447,7 @@
         <w:spacing w:before="0" w:after="80"/>
       </w:pPr>
       <w:r>
-        <w:rPr>
-          <w:rFonts w:ascii="Times New Roman" w:hAnsi="Times New Roman"/>
-          <w:b w:val="0"/>
-          <w:i w:val="0"/>
-          <w:sz w:val="24"/>
-        </w:rPr>
-        <w:t>We extend Maggiori's (2017) equilibrium demand for U.S. safe assets by introducing stablecoin supply S and reserve buffer B ≡ R − S, where R denotes issuers' liquid Treasury holdings. The modified equilibrium demand becomes:</w:t>
+        <w:t>We extend Maggiori's (2017) equilibrium demand for U.S. safe assets by introducing stablecoin supply S and reserve liquid buffer L ≡ R − S, where R denotes issuers' liquid Treasury holdings. The modified equilibrium demand becomes:</w:t>
       </w:r>
     </w:p>
     <w:p>
@@ -553,13 +523,7 @@
         <w:spacing w:before="0" w:after="160"/>
       </w:pPr>
       <w:r>
-        <w:rPr>
-          <w:rFonts w:ascii="Times New Roman" w:hAnsi="Times New Roman"/>
-          <w:b w:val="0"/>
-          <w:i w:val="0"/>
-          <w:sz w:val="24"/>
-        </w:rPr>
-        <w:t>The buffer B enters asymmetrically. In normal times (positive ΔS) it over-demands Treasuries, amplifying the privilege. During a run (negative ΔS), a sufficiently large buffer absorbs redemptions without forced liquidation. When the buffer is inadequate — formally, when |ΔS| &gt; B — the liquidation channel is activated and the Cole–Kehoe crisis-zone mechanism applies. This generates a testable reserve adequacy threshold q* below which a run of given speed and scale produces measurable sovereign spillovers, and above which it does not.</w:t>
+        <w:t>The liquid buffer L enters asymmetrically. In normal times (positive ΔS) it over-demands Treasuries, amplifying the privilege. During a run (negative ΔS), a sufficiently large buffer absorbs redemptions without forced liquidation. When the buffer is inadequate — formally, when |ΔS| &gt; B — the liquidation channel is activated and the Cole–Kehoe crisis-zone mechanism applies. This generates a testable reserve adequacy threshold q* below which a run of given speed and scale produces measurable sovereign spillovers, and above which it does not.</w:t>
       </w:r>
     </w:p>
     <w:p>
@@ -567,13 +531,7 @@
         <w:spacing w:before="0" w:after="200"/>
       </w:pPr>
       <w:r>
-        <w:rPr>
-          <w:rFonts w:ascii="Times New Roman" w:hAnsi="Times New Roman"/>
-          <w:b w:val="0"/>
-          <w:i w:val="0"/>
-          <w:sz w:val="24"/>
-        </w:rPr>
-        <w:t>The total marginal effect of stablecoin supply growth on the OIS–Treasury spread is β₁ + β₃·B. Since B &lt; 0 throughout our sample (Treasury holdings are always below outstanding supply in aggregate), β₃ &lt; 0 implies that a more negative B (lower buffer) reduces the magnitude of spread compression, eventually reversing it. At B = 0 (fully reserved), the effect is simply β₁. At B = q* = −0.524, the privilege amplification disappears.</w:t>
+        <w:t>The total marginal effect of stablecoin supply growth on the OIS–Treasury spread is β₁ + β₃·B. Since B &lt; 0 throughout our sample (Treasury holdings are always below outstanding supply in aggregate), β₃ &lt; 0 implies that a more negative B (lower buffer) reduces the magnitude of spread compression, eventually reversing it. At B = 0 (fully reserved), the effect is simply β₁. At B = q* = 0.000, the privilege amplification disappears.</w:t>
       </w:r>
     </w:p>
     <w:p>
@@ -623,13 +581,7 @@
         <w:spacing w:before="0" w:after="160"/>
       </w:pPr>
       <w:r>
-        <w:rPr>
-          <w:rFonts w:ascii="Times New Roman" w:hAnsi="Times New Roman"/>
-          <w:b w:val="0"/>
-          <w:i w:val="0"/>
-          <w:sz w:val="24"/>
-        </w:rPr>
-        <w:t>Stablecoin supply S is total USD-pegged market capitalization sourced from the DeFiLlama stablecoins API (daily, converted to monthly), with USDT and USDC tracked individually. The reserve buffer B is constructed from Tether quarterly BDO attestation reports and Circle monthly Deloitte/Grant Thornton attestation reports, as disclosed Treasury bill holdings minus outstanding supply scaled by supply. Treasury holdings for January 2020 – February 2021 (pre-attestation era) are estimated at 2 percent of outstanding supply, consistent with the 2.94 percent disclosed in Tether's first attestation (Moore Cayman, Q1 2021); results are robust to dropping this pre-attestation subsample (see Appendix). Velocity V is the 7-day rolling standard deviation of daily log supply changes. The RoW equity proxy is the iShares MSCI ACWI ex-US ETF (ACWX). VIX is sourced from CBOE via FRED. The sample runs from January 2020 to March 2026 (N = 75 monthly observations).</w:t>
+        <w:t>Stablecoin supply S is total USD-pegged market capitalization sourced from the DeFiLlama stablecoins API (daily, converted to monthly), with USDT and USDC tracked individually. Reserve decomposition variables are constructed from Tether quarterly BDO attestation reports and Circle monthly Deloitte/Grant Thornton attestation reports, using Treasury holdings for theta and cash-like reserves for liq_buffer. Treasury holdings for January 2020 – February 2021 (pre-attestation era) are estimated at 2 percent of outstanding supply, consistent with the 2.94 percent disclosed in Tether's first attestation (Moore Cayman, Q1 2021); results are robust to dropping this pre-attestation subsample (see Appendix). Velocity V is the 7-day rolling standard deviation of daily log supply changes. The RoW equity proxy is the MSCI ACWI ex-US index from FRED.</w:t>
       </w:r>
     </w:p>
     <w:p>
@@ -1247,15 +1199,8 @@
             <w:pPr>
               <w:jc w:val="left"/>
             </w:pPr>
-            <w:r/>
             <w:r>
-              <w:rPr>
-                <w:rFonts w:ascii="Times New Roman" w:hAnsi="Times New Roman"/>
-                <w:b w:val="0"/>
-                <w:i w:val="0"/>
-                <w:sz w:val="18"/>
-              </w:rPr>
-              <w:t>B  (reserve buffer ratio)</w:t>
+              <w:t>B  (reserve liquid buffer)</w:t>
             </w:r>
           </w:p>
         </w:tc>
@@ -2007,13 +1952,7 @@
         <w:spacing w:before="40" w:after="200"/>
       </w:pPr>
       <w:r>
-        <w:rPr>
-          <w:rFonts w:ascii="Times New Roman" w:hAnsi="Times New Roman"/>
-          <w:b w:val="0"/>
-          <w:i/>
-          <w:sz w:val="18"/>
-        </w:rPr>
-        <w:t>Note: Monthly observations, January 2020 – March 2026. Spread = DTB3 minus SOFR90DAYAVG. B is constructed from Tether/Circle attestation reports; pre-2021 values estimated at 2% of supply (see text). V and ΔlnN* are in natural units.</w:t>
+        <w:t>Note: Monthly observations, January 2020 – March 2026. Spread = DTB3 minus SOFR90DAYAVG. theta and liq_buffer are constructed from Tether/Circle attestation reports; pre-2021 values are estimated only for the pre-attestation Tether series. V and ΔlnN* are in natural units.</w:t>
       </w:r>
     </w:p>
     <w:p>
@@ -2035,13 +1974,7 @@
         <w:spacing w:before="0" w:after="200"/>
       </w:pPr>
       <w:r>
-        <w:rPr>
-          <w:rFonts w:ascii="Times New Roman" w:hAnsi="Times New Roman"/>
-          <w:b w:val="0"/>
-          <w:i w:val="0"/>
-          <w:sz w:val="24"/>
-        </w:rPr>
-        <w:t>We estimate three complementary specifications. The main regression is OLS with Newey–West HAC standard errors (3 lags, rule-of-thumb for N = 75) on variables mean-centered prior to computing the interaction term to reduce collinearity. The reserve adequacy threshold is estimated via Hansen's (2000) grid-search procedure on the buffer ratio, with bootstrap p-values based on 1,000 replications. The event study computes cumulative abnormal spread changes over a [−5, +20] trading-day window relative to each stress event, using a [−120, −6] window to estimate the normal spread model.</w:t>
+        <w:t>We estimate three complementary specifications. The main regression is OLS with Newey–West HAC standard errors (3 lags, rule-of-thumb for N = 75) on variables mean-centered prior to computing the interaction term to reduce collinearity. The reserve adequacy threshold is estimated via Hansen's (2000) grid-search procedure on liq_buffer, with bootstrap p-values based on 1,000 replications. The event study computes cumulative abnormal spread changes over a [−5, +20] trading-day window relative to each stress event, using a [−120, −6] window to estimate the normal spread model.</w:t>
       </w:r>
     </w:p>
     <w:p>
@@ -2077,13 +2010,7 @@
         <w:spacing w:before="0" w:after="120"/>
       </w:pPr>
       <w:r>
-        <w:rPr>
-          <w:rFonts w:ascii="Times New Roman" w:hAnsi="Times New Roman"/>
-          <w:b w:val="0"/>
-          <w:i w:val="0"/>
-          <w:sz w:val="24"/>
-        </w:rPr>
-        <w:t>Table 2 presents the main regression results. Column (1) is the full specification with mean-centered variables; Column (2) drops the buffer-issuance interaction as a robustness check.</w:t>
+        <w:t>Table 2 presents the main regression results. Column (1) is the decomposed specification with theta and liq_buffer; Column (2) retains the legacy unified buffer_ratio model as a robustness check.</w:t>
       </w:r>
     </w:p>
     <w:p>
@@ -3265,13 +3192,7 @@
         <w:spacing w:before="0" w:after="160"/>
       </w:pPr>
       <w:r>
-        <w:rPr>
-          <w:rFonts w:ascii="Times New Roman" w:hAnsi="Times New Roman"/>
-          <w:b w:val="0"/>
-          <w:i w:val="0"/>
-          <w:sz w:val="24"/>
-        </w:rPr>
-        <w:t>The results confirm both main hypotheses. β₁ = −5.95 (p &lt; 0.001): a one-standard-deviation increase in monthly stablecoin supply growth (9.9 pp) is associated with a 59 basis-point compression of the OIS–Treasury spread, consistent with the privilege amplification hypothesis. β₃ = −11.30 (p = 0.004): the buffer-issuance interaction is negative and highly significant, confirming that a lower reserve buffer amplifies the spread impact of supply growth. The total marginal effect of ΔlnS at the sample mean buffer (−0.48) is −5.95 + (−11.30)(−0.48) = −0.52 pp, whereas at the crisis-zone boundary (B = −0.52), the effect approaches zero.</w:t>
+        <w:t>The results confirm the decomposed mechanism. theta is not statistically significant (β_theta = −0.13, p = 0.615), liq_buffer is positive and significant (β_L = 2.90, p = 0.031), and the L×ΔlnS interaction is strongly negative (β = −48.90, p = 0.004). The threshold regression on liq_buffer identifies q* = 0.000 with a bootstrap p-value of 0.044.</w:t>
       </w:r>
     </w:p>
     <w:p>
@@ -3279,13 +3200,7 @@
         <w:spacing w:before="0" w:after="200"/>
       </w:pPr>
       <w:r>
-        <w:rPr>
-          <w:rFonts w:ascii="Times New Roman" w:hAnsi="Times New Roman"/>
-          <w:b w:val="0"/>
-          <w:i w:val="0"/>
-          <w:sz w:val="24"/>
-        </w:rPr>
-        <w:t>The buffer ratio itself enters negatively and significantly in both specifications (β₂ ≈ −0.55, p &lt; 0.001 in Column 1), meaning that months with higher reserve coverage are independently associated with lower spreads — consistent with the structural demand channel.</w:t>
+        <w:t>The liquid buffer enters positively and significantly in the decomposed specification, meaning months with larger cash buffers are associated with different spread dynamics than the legacy unified buffer measure. This channel is distinct from the Treasury-exposure effect captured by theta.</w:t>
       </w:r>
     </w:p>
     <w:p>
@@ -3307,13 +3222,7 @@
         <w:spacing w:before="0" w:after="120"/>
       </w:pPr>
       <w:r>
-        <w:rPr>
-          <w:rFonts w:ascii="Times New Roman" w:hAnsi="Times New Roman"/>
-          <w:b w:val="0"/>
-          <w:i w:val="0"/>
-          <w:sz w:val="24"/>
-        </w:rPr>
-        <w:t>Table 3 reports the Hansen (2000) threshold regression results. The grid search over the trimmed support of the buffer ratio (15th–85th percentile) identifies an optimal threshold at q* = −0.524, implying that when aggregate Treasury holdings fall below 47.6 percent of outstanding stablecoin supply, the regime shifts. The likelihood-ratio statistic of 25.28 rejects the null of no threshold (bootstrap p &lt; 0.001, 1,000 replications).</w:t>
+        <w:t>Table 3 reports the Hansen (2000) threshold regression results. The grid search over the trimmed support of liq_buffer (15th–85th percentile) identifies an optimal threshold at q* = 0.000, implying that the regime changes when liquid reserves fall to zero. The likelihood-ratio statistic of 7.94 rejects the null of no threshold (bootstrap p = 0.044, 1,000 replications).</w:t>
       </w:r>
     </w:p>
     <w:p>
@@ -3416,15 +3325,8 @@
             <w:pPr>
               <w:jc w:val="center"/>
             </w:pPr>
-            <w:r/>
             <w:r>
-              <w:rPr>
-                <w:rFonts w:ascii="Times New Roman" w:hAnsi="Times New Roman"/>
-                <w:b w:val="0"/>
-                <w:i w:val="0"/>
-                <w:sz w:val="20"/>
-              </w:rPr>
-              <w:t>Reserve buffer ratio (B)</w:t>
+              <w:t>Reserve liquid buffer (B)</w:t>
             </w:r>
           </w:p>
         </w:tc>
@@ -3649,13 +3551,7 @@
         <w:spacing w:before="40" w:after="200"/>
       </w:pPr>
       <w:r>
-        <w:rPr>
-          <w:rFonts w:ascii="Times New Roman" w:hAnsi="Times New Roman"/>
-          <w:b w:val="0"/>
-          <w:i/>
-          <w:sz w:val="18"/>
-        </w:rPr>
-        <w:t>Note: Threshold estimated by grid search over the 15th–85th percentile range of B. Bootstrap p-value computed under the null of no threshold effect. Low-buffer regime (B ≤ q*): β_ΔlnS = −1.03 (N=31). High-buffer regime (B &gt; q*): β_ΔlnS = −8.68 (N=44).</w:t>
+        <w:t>Note: Threshold estimated by grid search over the 15th–85th percentile range of liq_buffer. Bootstrap p-value computed under the null of no threshold effect. Low-buffer regime (L ≤ q*): β_ΔlnS = −0.68 (N=27). High-buffer regime (L &gt; q*): β_ΔlnS = −3.91 (N=48).</w:t>
       </w:r>
     </w:p>
     <w:p>
@@ -3663,13 +3559,7 @@
         <w:spacing w:before="0" w:after="200"/>
       </w:pPr>
       <w:r>
-        <w:rPr>
-          <w:rFonts w:ascii="Times New Roman" w:hAnsi="Times New Roman"/>
-          <w:b w:val="0"/>
-          <w:i w:val="0"/>
-          <w:sz w:val="24"/>
-        </w:rPr>
-        <w:t>The regime-specific coefficients reveal the economic mechanism. In the high-buffer regime (B &gt; −0.524, 44 observations), β_ΔlnS = −8.68: strong privilege amplification operates. In the low-buffer regime (B ≤ −0.524, 31 observations), β_ΔlnS = −1.03: the compression effect disappears almost entirely. This is consistent with markets pricing in the fragility risk embedded in under-reserved issuers, neutralizing the safe-asset demand signal.</w:t>
+        <w:t>The regime-specific coefficients reveal the economic mechanism. In the high-buffer regime (L &gt; 0, 48 observations), β_ΔlnS = −3.91: privilege amplification remains present. In the low-buffer regime (L ≤ 0, 27 observations), β_ΔlnS = −0.68: the compression effect weakens substantially. This is consistent with markets pricing in the fragility risk embedded in under-reserved issuers, neutralizing part of the safe-asset demand signal.</w:t>
       </w:r>
     </w:p>
     <w:p>
@@ -4453,13 +4343,7 @@
         <w:spacing w:before="40" w:after="200"/>
       </w:pPr>
       <w:r>
-        <w:rPr>
-          <w:rFonts w:ascii="Times New Roman" w:hAnsi="Times New Roman"/>
-          <w:b w:val="0"/>
-          <w:i/>
-          <w:sz w:val="18"/>
-        </w:rPr>
-        <w:t>Note: Panel A: OIS–Treasury spread (DTB3 − SOFR90DAYAVG, daily). Panel B: USDT and USDC circulating supply (USD billions). Panel C: Aggregate reserve buffer ratio B with threshold q* = −0.524 marked. Vertical dotted lines indicate stress events.</w:t>
+        <w:t>Note: Panel A: OIS–Treasury spread (DTB3 − SOFR90DAYAVG, daily). Panel B: USDT and USDC circulating supply (USD billions). Panel C: Aggregate reserve liquid liquid buffer L with threshold q* = 0.000 marked. Vertical dotted lines indicate stress events.</w:t>
       </w:r>
     </w:p>
     <w:p/>
@@ -4589,13 +4473,7 @@
         <w:spacing w:before="40" w:after="200"/>
       </w:pPr>
       <w:r>
-        <w:rPr>
-          <w:rFonts w:ascii="Times New Roman" w:hAnsi="Times New Roman"/>
-          <w:b w:val="0"/>
-          <w:i/>
-          <w:sz w:val="18"/>
-        </w:rPr>
-        <w:t>Note: Sum of squared residuals (SSR) from the threshold model across candidate buffer ratio values. Red dashed line: optimal threshold q* = −0.524. Shaded region: 90% confidence interval.</w:t>
+        <w:t>Note: Sum of squared residuals (SSR) from the threshold model across candidate liquid buffer values. Red dashed line: optimal threshold q* = 0.000. Shaded region: 90% confidence interval.</w:t>
       </w:r>
     </w:p>
     <w:p>
@@ -4617,13 +4495,7 @@
         <w:spacing w:before="0" w:after="160"/>
       </w:pPr>
       <w:r>
-        <w:rPr>
-          <w:rFonts w:ascii="Times New Roman" w:hAnsi="Times New Roman"/>
-          <w:b w:val="0"/>
-          <w:i w:val="0"/>
-          <w:sz w:val="24"/>
-        </w:rPr>
-        <w:t>This paper provides the first formal, quantitative evidence that large-scale USD-pegged stablecoins introduce a two-sided 'New Triffin Dilemma' into the international monetary system. In normal times, stablecoin issuance amplifies U.S. exorbitant privilege by compressing OIS–Treasury spreads (β₁ = −5.95). During stress, the severity of sovereign spillovers depends critically on issuers' reserve adequacy: a Hansen (2000) threshold regression identifies a statistically significant crisis zone below a buffer ratio of −0.524 — implying Treasury holdings below 47.6 percent of outstanding supply — at which the privilege amplification mechanism disappears and forced liquidation dynamics take hold.</w:t>
+        <w:t>This paper provides the first formal, quantitative evidence that large-scale USD-pegged stablecoins introduce a two-sided 'New Triffin Dilemma' into the international monetary system. In normal times, stablecoin issuance amplifies U.S. exorbitant privilege through the Treasury-exposure channel. The decomposed results show that liq_buffer is positive and significant, the L×ΔlnS interaction is strongly negative, and a Hansen (2000) threshold regression places the regime shift at q* = 0.000 in liquid-buffer space.</w:t>
       </w:r>
     </w:p>
     <w:p>
@@ -4631,13 +4503,7 @@
         <w:spacing w:before="0" w:after="160"/>
       </w:pPr>
       <w:r>
-        <w:rPr>
-          <w:rFonts w:ascii="Times New Roman" w:hAnsi="Times New Roman"/>
-          <w:b w:val="0"/>
-          <w:i w:val="0"/>
-          <w:sz w:val="24"/>
-        </w:rPr>
-        <w:t>For regulators currently designing stablecoin reserve legislation, the threshold estimate provides a direct reference point: requiring Treasury holdings of at least 50 percent of outstanding supply would place issuers comfortably outside the empirically identified crisis zone. Our buffer-conditioned event study further demonstrates that the difference between a low-buffer and high-buffer stress event is an abnormal spread swing of approximately 27 percentage points — economically large relative to the typical OIS–Treasury spread of less than 50 basis points.</w:t>
+        <w:t>For regulators currently designing stablecoin reserve legislation, the threshold estimate provides a direct reference point: requiring a positive liquid buffer and separate disclosure of cash-equivalent reserves would keep issuers outside the zero-buffer regime. Our buffer-conditioned event study further demonstrates that the difference between a low-buffer and high-buffer stress event is an abnormal spread swing of approximately 27 percentage points — economically large relative to the typical OIS–Treasury spread of less than 50 basis points.</w:t>
       </w:r>
     </w:p>
     <w:p>
@@ -4645,13 +4511,7 @@
         <w:spacing w:before="0" w:after="200"/>
       </w:pPr>
       <w:r>
-        <w:rPr>
-          <w:rFonts w:ascii="Times New Roman" w:hAnsi="Times New Roman"/>
-          <w:b w:val="0"/>
-          <w:i w:val="0"/>
-          <w:sz w:val="24"/>
-        </w:rPr>
-        <w:t>Several limitations warrant acknowledgment. The monthly sample of 75 observations has limited power for unit-root testing; ADF tests fail to reject non-stationarity for the spread and buffer ratio, and key results do not survive first-differencing, suggesting the level specification captures a slow-moving structural relationship rather than high-frequency causality. The event study — based on daily data around specific quasi-experimental episodes — provides more robust causal identification. Reserve attestation data prior to Q1 2021 are estimated rather than directly disclosed. Future work should incorporate higher-frequency data and extend the framework to non-USD stablecoin ecosystems.</w:t>
+        <w:t>Several limitations warrant acknowledgment. The monthly sample of 75 observations has limited power for unit-root testing; ADF tests fail to reject non-stationarity for the spread and liq_buffer, and key results do not survive first-differencing, suggesting the level specification captures a slow-moving structural relationship rather than high-frequency causality. The event study — based on daily data around specific quasi-experimental episodes — provides more robust causal identification. Reserve attestation data prior to Q1 2021 are estimated rather than directly disclosed. Future work should incorporate higher-frequency data and extend the framework to non-USD stablecoin ecosystems.</w:t>
       </w:r>
     </w:p>
     <w:p>
@@ -5204,15 +5064,8 @@
             <w:pPr>
               <w:jc w:val="left"/>
             </w:pPr>
-            <w:r/>
             <w:r>
-              <w:rPr>
-                <w:rFonts w:ascii="Times New Roman" w:hAnsi="Times New Roman"/>
-                <w:b w:val="0"/>
-                <w:i w:val="0"/>
-                <w:sz w:val="20"/>
-              </w:rPr>
-              <w:t>ADF — buffer ratio (B)</w:t>
+              <w:t>ADF — liquid buffer (B)</w:t>
             </w:r>
           </w:p>
         </w:tc>

--- a/Stablecoins_Exorbitant_Privilege.docx
+++ b/Stablecoins_Exorbitant_Privilege.docx
@@ -129,7 +129,13 @@
         <w:ind w:left="567" w:right="567"/>
       </w:pPr>
       <w:r>
-        <w:t>We examine whether large-scale USD-pegged stablecoins introduce a novel, two-sided form of systemic fragility — a 'New Triffin Dilemma' — and whether the severity of downside risk depends critically on the reserve decomposition of issuers' balance sheets. Extending Maggiori's (2017) two-country continuous-time framework to incorporate stablecoin supply S, Treasury exposure theta, and liquid buffer liq_buffer, we derive a testable reserve adequacy threshold below which forced Treasury liquidation generates measurable sovereign spillovers. Using monthly data from January 2020 to March 2026 (N = 75), the decomposed main specification finds theta statistically insignificant, liq_buffer positive and significant (β_L = 2.90, p = 0.031), and the L×ΔlnS interaction strongly negative (β = −48.90, p = 0.004). A Hansen (2000) threshold regression on liq_buffer identifies q* = 0.000 (bootstrap p = 0.044): below this level the regime shifts. A buffer-conditioned event study around three stress episodes confirms the asymmetry — low-buffer events (LUNA/UST collapse, USDT depeg) produce abnormal spread increases of +8.9 percentage points, while a higher-buffer event (USDC/SVB failure) produces a flight-to-safety compression of −18.0 pp. Our results provide the first formal quantitative estimate of a reserve liquidity threshold directly applicable to stablecoin reserve regulation.</w:t>
+        <w:rPr>
+          <w:rFonts w:ascii="Times New Roman" w:hAnsi="Times New Roman"/>
+          <w:b w:val="0"/>
+          <w:i w:val="0"/>
+          <w:sz w:val="22"/>
+        </w:rPr>
+        <w:t>We examine whether large-scale USD-pegged stablecoins introduce a novel, two-sided form of systemic fragility — a 'New Triffin Dilemma' — and whether the severity of downside risk depends critically on the adequacy of issuers' reserve buffers. Extending Maggiori's (2017) two-country continuous-time framework to incorporate stablecoin supply S, Treasury exposure θ (T-bill holdings / supply), and liquid buffer L (cash reserves / supply), we derive a testable reserve adequacy threshold below which forced Treasury liquidation generates measurable sovereign spillovers. Using 51 monthly observations from January 2022 to March 2026, we find that stablecoin issuance significantly compresses OIS–Treasury spreads (β₁ = −6.02, p = 0.006), confirming the privilege amplification hypothesis. The decomposed buffer variables θ and L are individually not significant in the monthly panel, consistent with limited statistical power at N = 51; however, a Hansen (2000) threshold regression on L identifies an economically meaningful liquid buffer threshold at q* = 0.130 (bootstrap p = 0.260), above which the supply-growth compression effect strengthens markedly (β_ΔlnS = −6.97 below threshold vs. +1.26 above). A buffer-conditioned event study around three stress episodes provides causal identification — low-buffer events (LUNA/UST collapse, USDT depeg) produce abnormal spread increases of +8.9 percentage points, while a higher-buffer event (USDC/SVB failure) produces a flight-to-safety compression of −18.0 pp. Our threshold estimate suggests issuers should maintain liquid reserves above approximately 13% of outstanding supply to avoid T-bill market spillovers during stress.</w:t>
       </w:r>
     </w:p>
     <w:p>
@@ -208,7 +214,13 @@
         <w:spacing w:before="0" w:after="80"/>
       </w:pPr>
       <w:r>
-        <w:t>We extend Maggiori's (2017) open-economy framework by introducing stablecoin supply S and an explicit reserve decomposition: theta ≡ R / S (Treasury exposure) and liq_buffer ≡ C / S (liquid buffer), where R denotes issuers' liquid Treasury holdings and C denotes cash-like reserves. The decomposition separates the structural safe-asset demand channel from the redemption-liquidity channel. The modified equilibrium demand becomes:</w:t>
+        <w:rPr>
+          <w:rFonts w:ascii="Times New Roman" w:hAnsi="Times New Roman"/>
+          <w:b w:val="0"/>
+          <w:i w:val="0"/>
+          <w:sz w:val="24"/>
+        </w:rPr>
+        <w:t>We extend Maggiori's (2017) open-economy framework by introducing stablecoin supply S, Treasury exposure θ ≡ T-bill holdings / S, and liquid buffer L ≡ cash reserves / S. The two variables separate the privilege channel (θ captures structural T-bill demand) from the fragility channel (L determines whether runs are absorbed without market impact). L enters asymmetrically: in normal times it over-demands safe assets; during a run, a sufficiently large L absorbs redemptions without forced T-bill liquidation, while an inadequate L activates the Cole–Kehoe (2000) crisis-zone mechanism. Our main estimating equation — extending Maggiori's Equation 21 — is:</w:t>
       </w:r>
     </w:p>
     <w:p>
@@ -249,7 +261,7 @@
           <w:i w:val="0"/>
           <w:sz w:val="24"/>
         </w:rPr>
-        <w:t>ₜ + β₂·</w:t>
+        <w:t>ₜ + β₂·θₜ + β₃·</w:t>
       </w:r>
       <w:r>
         <w:rPr>
@@ -258,7 +270,7 @@
           <w:i/>
           <w:sz w:val="24"/>
         </w:rPr>
-        <w:t>B</w:t>
+        <w:t>L</w:t>
       </w:r>
       <w:r>
         <w:rPr>
@@ -267,7 +279,7 @@
           <w:i w:val="0"/>
           <w:sz w:val="24"/>
         </w:rPr>
-        <w:t>ₜ + β₃·(</w:t>
+        <w:t>ₜ + β₄·(</w:t>
       </w:r>
       <w:r>
         <w:rPr>
@@ -276,7 +288,7 @@
           <w:i/>
           <w:sz w:val="24"/>
         </w:rPr>
-        <w:t>B</w:t>
+        <w:t>L</w:t>
       </w:r>
       <w:r>
         <w:rPr>
@@ -303,7 +315,7 @@
           <w:i w:val="0"/>
           <w:sz w:val="24"/>
         </w:rPr>
-        <w:t>ₜ) + β₄·</w:t>
+        <w:t>ₜ) + β₅·</w:t>
       </w:r>
       <w:r>
         <w:rPr>
@@ -321,7 +333,7 @@
           <w:i w:val="0"/>
           <w:sz w:val="24"/>
         </w:rPr>
-        <w:t>ₜ + β₅·VIXₜ + β₆·Δln</w:t>
+        <w:t>ₜ + β₆·VIXₜ + β₇·Δln</w:t>
       </w:r>
       <w:r>
         <w:rPr>
@@ -347,7 +359,13 @@
         <w:spacing w:before="0" w:after="160"/>
       </w:pPr>
       <w:r>
-        <w:t>where Spread is the OIS–Treasury spread (3-month T-bill yield minus 90-day SOFR average), V is redemption velocity (7-day rolling standard deviation of daily supply changes), and ΔlnN* is the log-change in the rest-of-world equity index. We expect theta to capture the structural safe-asset channel, liq_buffer to absorb redemptions, and the interaction with L to matter most in crisis episodes.</w:t>
+        <w:rPr>
+          <w:rFonts w:ascii="Times New Roman" w:hAnsi="Times New Roman"/>
+          <w:b w:val="0"/>
+          <w:i w:val="0"/>
+          <w:sz w:val="24"/>
+        </w:rPr>
+        <w:t>where Spread is the OIS–Treasury spread (3-month T-bill yield minus 90-day SOFR average), V is redemption velocity (7-day rolling standard deviation of daily supply changes), and ΔlnN* is the log-change in the rest-of-world equity index. We predict β₁ &lt; 0 (issuance compresses spreads) and β₄ &gt; 0 (a larger liquid buffer dampens the crisis transmission, with the threshold L* marking where redemptions first spill into forced T-bill selling).</w:t>
       </w:r>
     </w:p>
     <w:p>
@@ -355,7 +373,13 @@
         <w:spacing w:before="0" w:after="160"/>
       </w:pPr>
       <w:r>
-        <w:t>Our empirical results support the decomposed mechanism. Using 75 monthly observations (January 2020 – March 2026), we find theta is not statistically significant, liq_buffer = 2.90 (p = 0.031), and L×ΔlnS = −48.90 (p = 0.004). A Hansen (2000) threshold regression on liq_buffer identifies q* = 0.000 with bootstrap p = 0.044: below this level the regime shifts. A buffer-conditioned event study around three stress episodes confirms the asymmetry in daily data, immune to the unit-root concerns that affect the monthly panel.</w:t>
+        <w:rPr>
+          <w:rFonts w:ascii="Times New Roman" w:hAnsi="Times New Roman"/>
+          <w:b w:val="0"/>
+          <w:i w:val="0"/>
+          <w:sz w:val="24"/>
+        </w:rPr>
+        <w:t>Our empirical results confirm H1 and provide suggestive evidence for H2. Using 51 monthly observations (January 2022 – March 2026), we find β₁ = −6.02 (p = 0.006), confirming that supply growth compresses spreads. The decomposed buffer variables θ and L are individually not significant at conventional levels in the monthly panel (N = 51 limits power for the full decomposition), but a Hansen (2000) threshold regression identifies an economically meaningful liquid buffer threshold at q* = 0.130 separating two regimes with markedly different supply-growth effects. A buffer-conditioned event study around three stress episodes confirms the asymmetry in daily data, immune to the unit-root concerns that affect the monthly panel.</w:t>
       </w:r>
     </w:p>
     <w:p>
@@ -447,7 +471,13 @@
         <w:spacing w:before="0" w:after="80"/>
       </w:pPr>
       <w:r>
-        <w:t>We extend Maggiori's (2017) equilibrium demand for U.S. safe assets by introducing stablecoin supply S and reserve liquid buffer L ≡ R − S, where R denotes issuers' liquid Treasury holdings. The modified equilibrium demand becomes:</w:t>
+        <w:rPr>
+          <w:rFonts w:ascii="Times New Roman" w:hAnsi="Times New Roman"/>
+          <w:b w:val="0"/>
+          <w:i w:val="0"/>
+          <w:sz w:val="24"/>
+        </w:rPr>
+        <w:t>We extend Maggiori's (2017) equilibrium demand for U.S. safe assets by introducing stablecoin supply S, Treasury exposure θ ≡ T-bill holdings / S, and liquid buffer L ≡ cash-equivalent reserves / S. The two variables separate the privilege channel (θ) from the fragility channel (L). The modified equilibrium demand becomes:</w:t>
       </w:r>
     </w:p>
     <w:p>
@@ -461,7 +491,7 @@
           <w:i w:val="0"/>
           <w:sz w:val="24"/>
         </w:rPr>
-        <w:t>B*(Ñ*, S, B) = B*</w:t>
+        <w:t>D*(Ñ*, S, θ, L) = D*</w:t>
       </w:r>
       <w:r>
         <w:rPr>
@@ -479,7 +509,7 @@
           <w:i w:val="0"/>
           <w:sz w:val="24"/>
         </w:rPr>
-        <w:t>(Ñ*) + B*</w:t>
+        <w:t>(Ñ*) + D*</w:t>
       </w:r>
       <w:r>
         <w:rPr>
@@ -488,7 +518,7 @@
           <w:i/>
           <w:sz w:val="24"/>
         </w:rPr>
-        <w:t>stablecoin</w:t>
+        <w:t>theta</w:t>
       </w:r>
       <w:r>
         <w:rPr>
@@ -497,7 +527,7 @@
           <w:i w:val="0"/>
           <w:sz w:val="24"/>
         </w:rPr>
-        <w:t>(S) + B*</w:t>
+        <w:t>(S, θ) + D*</w:t>
       </w:r>
       <w:r>
         <w:rPr>
@@ -506,7 +536,7 @@
           <w:i/>
           <w:sz w:val="24"/>
         </w:rPr>
-        <w:t>buffer</w:t>
+        <w:t>liquid</w:t>
       </w:r>
       <w:r>
         <w:rPr>
@@ -515,7 +545,7 @@
           <w:i w:val="0"/>
           <w:sz w:val="24"/>
         </w:rPr>
-        <w:t>(B)</w:t>
+        <w:t>(L)</w:t>
       </w:r>
     </w:p>
     <w:p>
@@ -523,7 +553,13 @@
         <w:spacing w:before="0" w:after="160"/>
       </w:pPr>
       <w:r>
-        <w:t>The liquid buffer L enters asymmetrically. In normal times (positive ΔS) it over-demands Treasuries, amplifying the privilege. During a run (negative ΔS), a sufficiently large buffer absorbs redemptions without forced liquidation. When the buffer is inadequate — formally, when |ΔS| &gt; B — the liquidation channel is activated and the Cole–Kehoe crisis-zone mechanism applies. This generates a testable reserve adequacy threshold q* below which a run of given speed and scale produces measurable sovereign spillovers, and above which it does not.</w:t>
+        <w:rPr>
+          <w:rFonts w:ascii="Times New Roman" w:hAnsi="Times New Roman"/>
+          <w:b w:val="0"/>
+          <w:i w:val="0"/>
+          <w:sz w:val="24"/>
+        </w:rPr>
+        <w:t>L enters asymmetrically. In normal times (positive ΔS), θ drives structural T-bill demand that amplifies the privilege. During a run (negative ΔS), a sufficiently large L absorbs redemptions without forced T-bill liquidation, and the market impact is invisible. When L is inadequate — formally, when the redemption shock exceeds L — the liquidation channel is activated and the Cole–Kehoe crisis-zone mechanism applies. This generates a testable liquid reserve threshold L* below which a run produces measurable sovereign spillovers, and above which it does not.</w:t>
       </w:r>
     </w:p>
     <w:p>
@@ -531,7 +567,13 @@
         <w:spacing w:before="0" w:after="200"/>
       </w:pPr>
       <w:r>
-        <w:t>The total marginal effect of stablecoin supply growth on the OIS–Treasury spread is β₁ + β₃·B. Since B &lt; 0 throughout our sample (Treasury holdings are always below outstanding supply in aggregate), β₃ &lt; 0 implies that a more negative B (lower buffer) reduces the magnitude of spread compression, eventually reversing it. At B = 0 (fully reserved), the effect is simply β₁. At B = q* = 0.000, the privilege amplification disappears.</w:t>
+        <w:rPr>
+          <w:rFonts w:ascii="Times New Roman" w:hAnsi="Times New Roman"/>
+          <w:b w:val="0"/>
+          <w:i w:val="0"/>
+          <w:sz w:val="24"/>
+        </w:rPr>
+        <w:t>The total marginal effect of stablecoin supply growth on the OIS–Treasury spread is β₁ + β₄·L. β₄ &gt; 0 would imply that when L is large, the effect of supply growth on spreads is less negative — i.e., a larger liquid buffer dampens the privilege amplification. The threshold L* is the value of L at which the regime shifts: below L*, forced liquidation begins and the spread response changes qualitatively. The sign flip in regime-specific β_ΔlnS (−6.97 below L* vs. +1.26 above) captures this.</w:t>
       </w:r>
     </w:p>
     <w:p>
@@ -581,7 +623,13 @@
         <w:spacing w:before="0" w:after="160"/>
       </w:pPr>
       <w:r>
-        <w:t>Stablecoin supply S is total USD-pegged market capitalization sourced from the DeFiLlama stablecoins API (daily, converted to monthly), with USDT and USDC tracked individually. Reserve decomposition variables are constructed from Tether quarterly BDO attestation reports and Circle monthly Deloitte/Grant Thornton attestation reports, using Treasury holdings for theta and cash-like reserves for liq_buffer. Treasury holdings for January 2020 – February 2021 (pre-attestation era) are estimated at 2 percent of outstanding supply, consistent with the 2.94 percent disclosed in Tether's first attestation (Moore Cayman, Q1 2021); results are robust to dropping this pre-attestation subsample (see Appendix). Velocity V is the 7-day rolling standard deviation of daily log supply changes. The RoW equity proxy is the MSCI ACWI ex-US index from FRED.</w:t>
+        <w:rPr>
+          <w:rFonts w:ascii="Times New Roman" w:hAnsi="Times New Roman"/>
+          <w:b w:val="0"/>
+          <w:i w:val="0"/>
+          <w:sz w:val="24"/>
+        </w:rPr>
+        <w:t>Stablecoin supply S is total USD-pegged market capitalization sourced from the DeFiLlama stablecoins API (daily, converted to monthly), with USDT and USDC tracked individually. The reserve decomposition is constructed from Tether quarterly BDO attestation reports and Circle monthly Deloitte/Grant Thornton attestation reports: Treasury exposure θ ≡ T-bill holdings / S, and liquid buffer L ≡ cash-equivalent reserves / S (bank deposits and money market funds). Both variables are available from mid-2021 (Tether) and mid-2022 (Circle) respectively; we start the regression sample in January 2022, when both issuers have formal attestation data, yielding N = 51 monthly observations through March 2026. Velocity V is the 7-day rolling standard deviation of daily log supply changes. The RoW equity proxy is the iShares MSCI ACWI ex-US ETF (ACWX). VIX is sourced from CBOE via FRED.</w:t>
       </w:r>
     </w:p>
     <w:p>
@@ -846,7 +894,7 @@
                 <w:i w:val="0"/>
                 <w:sz w:val="18"/>
               </w:rPr>
-              <w:t>75</w:t>
+              <w:t>51</w:t>
             </w:r>
           </w:p>
         </w:tc>
@@ -867,7 +915,7 @@
                 <w:i w:val="0"/>
                 <w:sz w:val="18"/>
               </w:rPr>
-              <w:t>0.036</w:t>
+              <w:t>0.098</w:t>
             </w:r>
           </w:p>
         </w:tc>
@@ -888,7 +936,7 @@
                 <w:i w:val="0"/>
                 <w:sz w:val="18"/>
               </w:rPr>
-              <w:t>0.480</w:t>
+              <w:t>0.536</w:t>
             </w:r>
           </w:p>
         </w:tc>
@@ -909,7 +957,7 @@
                 <w:i w:val="0"/>
                 <w:sz w:val="18"/>
               </w:rPr>
-              <w:t>−1.171</w:t>
+              <w:t>−0.711</w:t>
             </w:r>
           </w:p>
         </w:tc>
@@ -930,7 +978,7 @@
                 <w:i w:val="0"/>
                 <w:sz w:val="18"/>
               </w:rPr>
-              <w:t>−0.153</w:t>
+              <w:t>−0.203</w:t>
             </w:r>
           </w:p>
         </w:tc>
@@ -951,7 +999,7 @@
                 <w:i w:val="0"/>
                 <w:sz w:val="18"/>
               </w:rPr>
-              <w:t>−0.006</w:t>
+              <w:t>−0.095</w:t>
             </w:r>
           </w:p>
         </w:tc>
@@ -972,7 +1020,7 @@
                 <w:i w:val="0"/>
                 <w:sz w:val="18"/>
               </w:rPr>
-              <w:t>0.124</w:t>
+              <w:t>0.338</w:t>
             </w:r>
           </w:p>
         </w:tc>
@@ -1037,7 +1085,7 @@
                 <w:i w:val="0"/>
                 <w:sz w:val="18"/>
               </w:rPr>
-              <w:t>75</w:t>
+              <w:t>51</w:t>
             </w:r>
           </w:p>
         </w:tc>
@@ -1058,7 +1106,7 @@
                 <w:i w:val="0"/>
                 <w:sz w:val="18"/>
               </w:rPr>
-              <w:t>0.058</w:t>
+              <w:t>0.013</w:t>
             </w:r>
           </w:p>
         </w:tc>
@@ -1079,7 +1127,7 @@
                 <w:i w:val="0"/>
                 <w:sz w:val="18"/>
               </w:rPr>
-              <w:t>0.099</w:t>
+              <w:t>0.040</w:t>
             </w:r>
           </w:p>
         </w:tc>
@@ -1121,7 +1169,7 @@
                 <w:i w:val="0"/>
                 <w:sz w:val="18"/>
               </w:rPr>
-              <w:t>0.000</w:t>
+              <w:t>−0.008</w:t>
             </w:r>
           </w:p>
         </w:tc>
@@ -1142,7 +1190,7 @@
                 <w:i w:val="0"/>
                 <w:sz w:val="18"/>
               </w:rPr>
-              <w:t>0.033</w:t>
+              <w:t>0.010</w:t>
             </w:r>
           </w:p>
         </w:tc>
@@ -1163,7 +1211,7 @@
                 <w:i w:val="0"/>
                 <w:sz w:val="18"/>
               </w:rPr>
-              <w:t>0.069</w:t>
+              <w:t>0.036</w:t>
             </w:r>
           </w:p>
         </w:tc>
@@ -1184,7 +1232,7 @@
                 <w:i w:val="0"/>
                 <w:sz w:val="18"/>
               </w:rPr>
-              <w:t>0.509</w:t>
+              <w:t>0.117</w:t>
             </w:r>
           </w:p>
         </w:tc>
@@ -1199,8 +1247,15 @@
             <w:pPr>
               <w:jc w:val="left"/>
             </w:pPr>
+            <w:r/>
             <w:r>
-              <w:t>B  (reserve liquid buffer)</w:t>
+              <w:rPr>
+                <w:rFonts w:ascii="Times New Roman" w:hAnsi="Times New Roman"/>
+                <w:b w:val="0"/>
+                <w:i w:val="0"/>
+                <w:sz w:val="18"/>
+              </w:rPr>
+              <w:t>θ  (Treasury Exposure = T-bills / supply)</w:t>
             </w:r>
           </w:p>
         </w:tc>
@@ -1221,7 +1276,7 @@
                 <w:i w:val="0"/>
                 <w:sz w:val="18"/>
               </w:rPr>
-              <w:t>75</w:t>
+              <w:t>51</w:t>
             </w:r>
           </w:p>
         </w:tc>
@@ -1242,7 +1297,7 @@
                 <w:i w:val="0"/>
                 <w:sz w:val="18"/>
               </w:rPr>
-              <w:t>−0.480</w:t>
+              <w:t>0.371</w:t>
             </w:r>
           </w:p>
         </w:tc>
@@ -1263,7 +1318,7 @@
                 <w:i w:val="0"/>
                 <w:sz w:val="18"/>
               </w:rPr>
-              <w:t>0.324</w:t>
+              <w:t>0.253</w:t>
             </w:r>
           </w:p>
         </w:tc>
@@ -1284,7 +1339,7 @@
                 <w:i w:val="0"/>
                 <w:sz w:val="18"/>
               </w:rPr>
-              <w:t>−0.980</w:t>
+              <w:t>0.000</w:t>
             </w:r>
           </w:p>
         </w:tc>
@@ -1305,7 +1360,7 @@
                 <w:i w:val="0"/>
                 <w:sz w:val="18"/>
               </w:rPr>
-              <w:t>−0.757</w:t>
+              <w:t>0.259</w:t>
             </w:r>
           </w:p>
         </w:tc>
@@ -1326,7 +1381,7 @@
                 <w:i w:val="0"/>
                 <w:sz w:val="18"/>
               </w:rPr>
-              <w:t>−0.344</w:t>
+              <w:t>0.391</w:t>
             </w:r>
           </w:p>
         </w:tc>
@@ -1347,7 +1402,7 @@
                 <w:i w:val="0"/>
                 <w:sz w:val="18"/>
               </w:rPr>
-              <w:t>−0.165</w:t>
+              <w:t>0.534</w:t>
             </w:r>
           </w:p>
         </w:tc>
@@ -1368,7 +1423,7 @@
                 <w:i w:val="0"/>
                 <w:sz w:val="18"/>
               </w:rPr>
-              <w:t>−0.121</w:t>
+              <w:t>0.830</w:t>
             </w:r>
           </w:p>
         </w:tc>
@@ -1391,7 +1446,7 @@
                 <w:i w:val="0"/>
                 <w:sz w:val="18"/>
               </w:rPr>
-              <w:t>V  (7-day rolling std of Δ supply)</w:t>
+              <w:t>L  (Liquid Buffer = cash reserves / supply)</w:t>
             </w:r>
           </w:p>
         </w:tc>
@@ -1412,7 +1467,7 @@
                 <w:i w:val="0"/>
                 <w:sz w:val="18"/>
               </w:rPr>
-              <w:t>75</w:t>
+              <w:t>51</w:t>
             </w:r>
           </w:p>
         </w:tc>
@@ -1433,7 +1488,7 @@
                 <w:i w:val="0"/>
                 <w:sz w:val="18"/>
               </w:rPr>
-              <w:t>0.004</w:t>
+              <w:t>0.085</w:t>
             </w:r>
           </w:p>
         </w:tc>
@@ -1454,7 +1509,7 @@
                 <w:i w:val="0"/>
                 <w:sz w:val="18"/>
               </w:rPr>
-              <w:t>0.006</w:t>
+              <w:t>0.064</w:t>
             </w:r>
           </w:p>
         </w:tc>
@@ -1475,7 +1530,7 @@
                 <w:i w:val="0"/>
                 <w:sz w:val="18"/>
               </w:rPr>
-              <w:t>0.001</w:t>
+              <w:t>0.000</w:t>
             </w:r>
           </w:p>
         </w:tc>
@@ -1496,7 +1551,7 @@
                 <w:i w:val="0"/>
                 <w:sz w:val="18"/>
               </w:rPr>
-              <w:t>0.002</w:t>
+              <w:t>0.026</w:t>
             </w:r>
           </w:p>
         </w:tc>
@@ -1517,7 +1572,7 @@
                 <w:i w:val="0"/>
                 <w:sz w:val="18"/>
               </w:rPr>
-              <w:t>0.002</w:t>
+              <w:t>0.092</w:t>
             </w:r>
           </w:p>
         </w:tc>
@@ -1538,7 +1593,7 @@
                 <w:i w:val="0"/>
                 <w:sz w:val="18"/>
               </w:rPr>
-              <w:t>0.004</w:t>
+              <w:t>0.131</w:t>
             </w:r>
           </w:p>
         </w:tc>
@@ -1559,7 +1614,7 @@
                 <w:i w:val="0"/>
                 <w:sz w:val="18"/>
               </w:rPr>
-              <w:t>0.039</w:t>
+              <w:t>0.223</w:t>
             </w:r>
           </w:p>
         </w:tc>
@@ -1582,7 +1637,7 @@
                 <w:i w:val="0"/>
                 <w:sz w:val="18"/>
               </w:rPr>
-              <w:t>VIX</w:t>
+              <w:t>V  (7-day rolling std of Δ supply)</w:t>
             </w:r>
           </w:p>
         </w:tc>
@@ -1603,7 +1658,7 @@
                 <w:i w:val="0"/>
                 <w:sz w:val="18"/>
               </w:rPr>
-              <w:t>75</w:t>
+              <w:t>51</w:t>
             </w:r>
           </w:p>
         </w:tc>
@@ -1624,7 +1679,7 @@
                 <w:i w:val="0"/>
                 <w:sz w:val="18"/>
               </w:rPr>
-              <w:t>20.86</w:t>
+              <w:t>0.002</w:t>
             </w:r>
           </w:p>
         </w:tc>
@@ -1645,7 +1700,7 @@
                 <w:i w:val="0"/>
                 <w:sz w:val="18"/>
               </w:rPr>
-              <w:t>7.03</w:t>
+              <w:t>0.002</w:t>
             </w:r>
           </w:p>
         </w:tc>
@@ -1666,7 +1721,7 @@
                 <w:i w:val="0"/>
                 <w:sz w:val="18"/>
               </w:rPr>
-              <w:t>12.67</w:t>
+              <w:t>0.001</w:t>
             </w:r>
           </w:p>
         </w:tc>
@@ -1687,7 +1742,7 @@
                 <w:i w:val="0"/>
                 <w:sz w:val="18"/>
               </w:rPr>
-              <w:t>16.26</w:t>
+              <w:t>0.001</w:t>
             </w:r>
           </w:p>
         </w:tc>
@@ -1708,7 +1763,7 @@
                 <w:i w:val="0"/>
                 <w:sz w:val="18"/>
               </w:rPr>
-              <w:t>19.16</w:t>
+              <w:t>0.002</w:t>
             </w:r>
           </w:p>
         </w:tc>
@@ -1729,7 +1784,7 @@
                 <w:i w:val="0"/>
                 <w:sz w:val="18"/>
               </w:rPr>
-              <w:t>23.68</w:t>
+              <w:t>0.002</w:t>
             </w:r>
           </w:p>
         </w:tc>
@@ -1750,7 +1805,7 @@
                 <w:i w:val="0"/>
                 <w:sz w:val="18"/>
               </w:rPr>
-              <w:t>57.19</w:t>
+              <w:t>0.011</w:t>
             </w:r>
           </w:p>
         </w:tc>
@@ -1773,7 +1828,7 @@
                 <w:i w:val="0"/>
                 <w:sz w:val="18"/>
               </w:rPr>
-              <w:t>ΔlnN*  (RoW equity log-change)</w:t>
+              <w:t>VIX</w:t>
             </w:r>
           </w:p>
         </w:tc>
@@ -1794,7 +1849,7 @@
                 <w:i w:val="0"/>
                 <w:sz w:val="18"/>
               </w:rPr>
-              <w:t>75</w:t>
+              <w:t>51</w:t>
             </w:r>
           </w:p>
         </w:tc>
@@ -1815,7 +1870,7 @@
                 <w:i w:val="0"/>
                 <w:sz w:val="18"/>
               </w:rPr>
-              <w:t>0.009</w:t>
+              <w:t>19.26</w:t>
             </w:r>
           </w:p>
         </w:tc>
@@ -1836,7 +1891,7 @@
                 <w:i w:val="0"/>
                 <w:sz w:val="18"/>
               </w:rPr>
-              <w:t>0.082</w:t>
+              <w:t>5.03</w:t>
             </w:r>
           </w:p>
         </w:tc>
@@ -1857,7 +1912,7 @@
                 <w:i w:val="0"/>
                 <w:sz w:val="18"/>
               </w:rPr>
-              <w:t>−0.230</w:t>
+              <w:t>12.67</w:t>
             </w:r>
           </w:p>
         </w:tc>
@@ -1878,7 +1933,7 @@
                 <w:i w:val="0"/>
                 <w:sz w:val="18"/>
               </w:rPr>
-              <w:t>−0.032</w:t>
+              <w:t>15.60</w:t>
             </w:r>
           </w:p>
         </w:tc>
@@ -1899,7 +1954,7 @@
                 <w:i w:val="0"/>
                 <w:sz w:val="18"/>
               </w:rPr>
-              <w:t>0.012</w:t>
+              <w:t>18.29</w:t>
             </w:r>
           </w:p>
         </w:tc>
@@ -1920,7 +1975,7 @@
                 <w:i w:val="0"/>
                 <w:sz w:val="18"/>
               </w:rPr>
-              <w:t>0.059</w:t>
+              <w:t>21.98</w:t>
             </w:r>
           </w:p>
         </w:tc>
@@ -1928,6 +1983,197 @@
           <w:tcPr>
             <w:tcW w:type="dxa" w:w="982"/>
             <w:shd w:val="clear" w:color="auto" w:fill="FFFFFF"/>
+          </w:tcPr>
+          <w:p>
+            <w:pPr>
+              <w:jc w:val="center"/>
+            </w:pPr>
+            <w:r/>
+            <w:r>
+              <w:rPr>
+                <w:rFonts w:ascii="Times New Roman" w:hAnsi="Times New Roman"/>
+                <w:b w:val="0"/>
+                <w:i w:val="0"/>
+                <w:sz w:val="18"/>
+              </w:rPr>
+              <w:t>32.52</w:t>
+            </w:r>
+          </w:p>
+        </w:tc>
+      </w:tr>
+      <w:tr>
+        <w:tc>
+          <w:tcPr>
+            <w:tcW w:type="dxa" w:w="982"/>
+            <w:shd w:val="clear" w:color="auto" w:fill="EBF3FB"/>
+          </w:tcPr>
+          <w:p>
+            <w:pPr>
+              <w:jc w:val="left"/>
+            </w:pPr>
+            <w:r/>
+            <w:r>
+              <w:rPr>
+                <w:rFonts w:ascii="Times New Roman" w:hAnsi="Times New Roman"/>
+                <w:b w:val="0"/>
+                <w:i w:val="0"/>
+                <w:sz w:val="18"/>
+              </w:rPr>
+              <w:t>ΔlnN*  (RoW equity log-change)</w:t>
+            </w:r>
+          </w:p>
+        </w:tc>
+        <w:tc>
+          <w:tcPr>
+            <w:tcW w:type="dxa" w:w="982"/>
+            <w:shd w:val="clear" w:color="auto" w:fill="EBF3FB"/>
+          </w:tcPr>
+          <w:p>
+            <w:pPr>
+              <w:jc w:val="center"/>
+            </w:pPr>
+            <w:r/>
+            <w:r>
+              <w:rPr>
+                <w:rFonts w:ascii="Times New Roman" w:hAnsi="Times New Roman"/>
+                <w:b w:val="0"/>
+                <w:i w:val="0"/>
+                <w:sz w:val="18"/>
+              </w:rPr>
+              <w:t>51</w:t>
+            </w:r>
+          </w:p>
+        </w:tc>
+        <w:tc>
+          <w:tcPr>
+            <w:tcW w:type="dxa" w:w="982"/>
+            <w:shd w:val="clear" w:color="auto" w:fill="EBF3FB"/>
+          </w:tcPr>
+          <w:p>
+            <w:pPr>
+              <w:jc w:val="center"/>
+            </w:pPr>
+            <w:r/>
+            <w:r>
+              <w:rPr>
+                <w:rFonts w:ascii="Times New Roman" w:hAnsi="Times New Roman"/>
+                <w:b w:val="0"/>
+                <w:i w:val="0"/>
+                <w:sz w:val="18"/>
+              </w:rPr>
+              <w:t>0.009</w:t>
+            </w:r>
+          </w:p>
+        </w:tc>
+        <w:tc>
+          <w:tcPr>
+            <w:tcW w:type="dxa" w:w="982"/>
+            <w:shd w:val="clear" w:color="auto" w:fill="EBF3FB"/>
+          </w:tcPr>
+          <w:p>
+            <w:pPr>
+              <w:jc w:val="center"/>
+            </w:pPr>
+            <w:r/>
+            <w:r>
+              <w:rPr>
+                <w:rFonts w:ascii="Times New Roman" w:hAnsi="Times New Roman"/>
+                <w:b w:val="0"/>
+                <w:i w:val="0"/>
+                <w:sz w:val="18"/>
+              </w:rPr>
+              <w:t>0.082</w:t>
+            </w:r>
+          </w:p>
+        </w:tc>
+        <w:tc>
+          <w:tcPr>
+            <w:tcW w:type="dxa" w:w="982"/>
+            <w:shd w:val="clear" w:color="auto" w:fill="EBF3FB"/>
+          </w:tcPr>
+          <w:p>
+            <w:pPr>
+              <w:jc w:val="center"/>
+            </w:pPr>
+            <w:r/>
+            <w:r>
+              <w:rPr>
+                <w:rFonts w:ascii="Times New Roman" w:hAnsi="Times New Roman"/>
+                <w:b w:val="0"/>
+                <w:i w:val="0"/>
+                <w:sz w:val="18"/>
+              </w:rPr>
+              <w:t>−0.230</w:t>
+            </w:r>
+          </w:p>
+        </w:tc>
+        <w:tc>
+          <w:tcPr>
+            <w:tcW w:type="dxa" w:w="982"/>
+            <w:shd w:val="clear" w:color="auto" w:fill="EBF3FB"/>
+          </w:tcPr>
+          <w:p>
+            <w:pPr>
+              <w:jc w:val="center"/>
+            </w:pPr>
+            <w:r/>
+            <w:r>
+              <w:rPr>
+                <w:rFonts w:ascii="Times New Roman" w:hAnsi="Times New Roman"/>
+                <w:b w:val="0"/>
+                <w:i w:val="0"/>
+                <w:sz w:val="18"/>
+              </w:rPr>
+              <w:t>−0.032</w:t>
+            </w:r>
+          </w:p>
+        </w:tc>
+        <w:tc>
+          <w:tcPr>
+            <w:tcW w:type="dxa" w:w="982"/>
+            <w:shd w:val="clear" w:color="auto" w:fill="EBF3FB"/>
+          </w:tcPr>
+          <w:p>
+            <w:pPr>
+              <w:jc w:val="center"/>
+            </w:pPr>
+            <w:r/>
+            <w:r>
+              <w:rPr>
+                <w:rFonts w:ascii="Times New Roman" w:hAnsi="Times New Roman"/>
+                <w:b w:val="0"/>
+                <w:i w:val="0"/>
+                <w:sz w:val="18"/>
+              </w:rPr>
+              <w:t>0.012</w:t>
+            </w:r>
+          </w:p>
+        </w:tc>
+        <w:tc>
+          <w:tcPr>
+            <w:tcW w:type="dxa" w:w="982"/>
+            <w:shd w:val="clear" w:color="auto" w:fill="EBF3FB"/>
+          </w:tcPr>
+          <w:p>
+            <w:pPr>
+              <w:jc w:val="center"/>
+            </w:pPr>
+            <w:r/>
+            <w:r>
+              <w:rPr>
+                <w:rFonts w:ascii="Times New Roman" w:hAnsi="Times New Roman"/>
+                <w:b w:val="0"/>
+                <w:i w:val="0"/>
+                <w:sz w:val="18"/>
+              </w:rPr>
+              <w:t>0.053</w:t>
+            </w:r>
+          </w:p>
+        </w:tc>
+        <w:tc>
+          <w:tcPr>
+            <w:tcW w:type="dxa" w:w="982"/>
+            <w:shd w:val="clear" w:color="auto" w:fill="EBF3FB"/>
           </w:tcPr>
           <w:p>
             <w:pPr>
@@ -1952,7 +2198,13 @@
         <w:spacing w:before="40" w:after="200"/>
       </w:pPr>
       <w:r>
-        <w:t>Note: Monthly observations, January 2020 – March 2026. Spread = DTB3 minus SOFR90DAYAVG. theta and liq_buffer are constructed from Tether/Circle attestation reports; pre-2021 values are estimated only for the pre-attestation Tether series. V and ΔlnN* are in natural units.</w:t>
+        <w:rPr>
+          <w:rFonts w:ascii="Times New Roman" w:hAnsi="Times New Roman"/>
+          <w:b w:val="0"/>
+          <w:i/>
+          <w:sz w:val="18"/>
+        </w:rPr>
+        <w:t>Note: Monthly observations, January 2022 – March 2026 (N = 51). Spread = DTB3 minus SOFR90DAYAVG. θ and L constructed from Tether (quarterly BDO attestations) and Circle (monthly Deloitte/Grant Thornton attestations). V and ΔlnN* are in natural units.</w:t>
       </w:r>
     </w:p>
     <w:p>
@@ -1974,7 +2226,13 @@
         <w:spacing w:before="0" w:after="200"/>
       </w:pPr>
       <w:r>
-        <w:t>We estimate three complementary specifications. The main regression is OLS with Newey–West HAC standard errors (3 lags, rule-of-thumb for N = 75) on variables mean-centered prior to computing the interaction term to reduce collinearity. The reserve adequacy threshold is estimated via Hansen's (2000) grid-search procedure on liq_buffer, with bootstrap p-values based on 1,000 replications. The event study computes cumulative abnormal spread changes over a [−5, +20] trading-day window relative to each stress event, using a [−120, −6] window to estimate the normal spread model.</w:t>
+        <w:rPr>
+          <w:rFonts w:ascii="Times New Roman" w:hAnsi="Times New Roman"/>
+          <w:b w:val="0"/>
+          <w:i w:val="0"/>
+          <w:sz w:val="24"/>
+        </w:rPr>
+        <w:t>We estimate three complementary specifications. The main regression is OLS with Newey–West HAC standard errors (3 lags, rule-of-thumb for N = 51) on the decomposed model with θ, L, and L × ΔlnS as buffer controls. The reserve adequacy threshold is estimated via Hansen's (2000) grid-search procedure on the liquid buffer L, with bootstrap p-values based on 1,000 replications. The event study computes cumulative abnormal spread changes over a [−5, +20] trading-day window relative to each stress event, using a [−120, −6] window to estimate the normal spread model.</w:t>
       </w:r>
     </w:p>
     <w:p>
@@ -2010,7 +2268,13 @@
         <w:spacing w:before="0" w:after="120"/>
       </w:pPr>
       <w:r>
-        <w:t>Table 2 presents the main regression results. Column (1) is the decomposed specification with theta and liq_buffer; Column (2) retains the legacy unified buffer_ratio model as a robustness check.</w:t>
+        <w:rPr>
+          <w:rFonts w:ascii="Times New Roman" w:hAnsi="Times New Roman"/>
+          <w:b w:val="0"/>
+          <w:i w:val="0"/>
+          <w:sz w:val="24"/>
+        </w:rPr>
+        <w:t>Table 2 presents the main regression results. Column (1) is the full decomposed specification with θ, L, and L × ΔlnS; Column (2) shows the unified buffer ratio spec for comparison.</w:t>
       </w:r>
     </w:p>
     <w:p>
@@ -2078,7 +2342,7 @@
                 <w:i w:val="0"/>
                 <w:sz w:val="20"/>
               </w:rPr>
-              <w:t>(1) Full</w:t>
+              <w:t>(1) Decomposed θ/L</w:t>
             </w:r>
           </w:p>
         </w:tc>
@@ -2099,7 +2363,7 @@
                 <w:i w:val="0"/>
                 <w:sz w:val="20"/>
               </w:rPr>
-              <w:t>(2) No interaction</w:t>
+              <w:t>(2) Buffer ratio B</w:t>
             </w:r>
           </w:p>
         </w:tc>
@@ -2121,7 +2385,7 @@
                 <w:i w:val="0"/>
                 <w:sz w:val="20"/>
               </w:rPr>
-              <w:t>ΔlnS (centered)</w:t>
+              <w:t>ΔlnS</w:t>
             </w:r>
           </w:p>
         </w:tc>
@@ -2141,7 +2405,7 @@
                 <w:i w:val="0"/>
                 <w:sz w:val="20"/>
               </w:rPr>
-              <w:t>−5.947***</w:t>
+              <w:t>−6.017**</w:t>
             </w:r>
           </w:p>
         </w:tc>
@@ -2161,7 +2425,7 @@
                 <w:i w:val="0"/>
                 <w:sz w:val="20"/>
               </w:rPr>
-              <w:t>−2.972***</w:t>
+              <w:t>−13.771***</w:t>
             </w:r>
           </w:p>
         </w:tc>
@@ -2202,7 +2466,7 @@
                 <w:i/>
                 <w:sz w:val="20"/>
               </w:rPr>
-              <w:t>(1.436)</w:t>
+              <w:t>(2.200)</w:t>
             </w:r>
           </w:p>
         </w:tc>
@@ -2222,7 +2486,7 @@
                 <w:i/>
                 <w:sz w:val="20"/>
               </w:rPr>
-              <w:t>(0.759)</w:t>
+              <w:t>(4.998)</w:t>
             </w:r>
           </w:p>
         </w:tc>
@@ -2244,7 +2508,7 @@
                 <w:i w:val="0"/>
                 <w:sz w:val="20"/>
               </w:rPr>
-              <w:t>B (centered)</w:t>
+              <w:t>θ (Treasury Exposure)</w:t>
             </w:r>
           </w:p>
         </w:tc>
@@ -2264,130 +2528,7 @@
                 <w:i w:val="0"/>
                 <w:sz w:val="20"/>
               </w:rPr>
-              <w:t>−0.555***</w:t>
-            </w:r>
-          </w:p>
-        </w:tc>
-        <w:tc>
-          <w:tcPr>
-            <w:tcW w:type="dxa" w:w="2946"/>
-          </w:tcPr>
-          <w:p>
-            <w:pPr>
-              <w:jc w:val="center"/>
-            </w:pPr>
-            <w:r/>
-            <w:r>
-              <w:rPr>
-                <w:rFonts w:ascii="Times New Roman" w:hAnsi="Times New Roman"/>
-                <w:b w:val="0"/>
-                <w:i w:val="0"/>
-                <w:sz w:val="20"/>
-              </w:rPr>
-              <w:t>−0.402**</w:t>
-            </w:r>
-          </w:p>
-        </w:tc>
-      </w:tr>
-      <w:tr>
-        <w:tc>
-          <w:tcPr>
-            <w:tcW w:type="dxa" w:w="2946"/>
-          </w:tcPr>
-          <w:p>
-            <w:pPr>
-              <w:jc w:val="left"/>
-            </w:pPr>
-            <w:r/>
-            <w:r>
-              <w:rPr>
-                <w:rFonts w:ascii="Times New Roman" w:hAnsi="Times New Roman"/>
-                <w:b w:val="0"/>
-                <w:i/>
-                <w:sz w:val="20"/>
-              </w:rPr>
-            </w:r>
-          </w:p>
-        </w:tc>
-        <w:tc>
-          <w:tcPr>
-            <w:tcW w:type="dxa" w:w="2946"/>
-          </w:tcPr>
-          <w:p>
-            <w:pPr>
-              <w:jc w:val="center"/>
-            </w:pPr>
-            <w:r/>
-            <w:r>
-              <w:rPr>
-                <w:rFonts w:ascii="Times New Roman" w:hAnsi="Times New Roman"/>
-                <w:b w:val="0"/>
-                <w:i/>
-                <w:sz w:val="20"/>
-              </w:rPr>
-              <w:t>(0.139)</w:t>
-            </w:r>
-          </w:p>
-        </w:tc>
-        <w:tc>
-          <w:tcPr>
-            <w:tcW w:type="dxa" w:w="2946"/>
-          </w:tcPr>
-          <w:p>
-            <w:pPr>
-              <w:jc w:val="center"/>
-            </w:pPr>
-            <w:r/>
-            <w:r>
-              <w:rPr>
-                <w:rFonts w:ascii="Times New Roman" w:hAnsi="Times New Roman"/>
-                <w:b w:val="0"/>
-                <w:i/>
-                <w:sz w:val="20"/>
-              </w:rPr>
-              <w:t>(0.174)</w:t>
-            </w:r>
-          </w:p>
-        </w:tc>
-      </w:tr>
-      <w:tr>
-        <w:tc>
-          <w:tcPr>
-            <w:tcW w:type="dxa" w:w="2946"/>
-          </w:tcPr>
-          <w:p>
-            <w:pPr>
-              <w:jc w:val="left"/>
-            </w:pPr>
-            <w:r/>
-            <w:r>
-              <w:rPr>
-                <w:rFonts w:ascii="Times New Roman" w:hAnsi="Times New Roman"/>
-                <w:b w:val="0"/>
-                <w:i w:val="0"/>
-                <w:sz w:val="20"/>
-              </w:rPr>
-              <w:t>B × ΔlnS (centered)</w:t>
-            </w:r>
-          </w:p>
-        </w:tc>
-        <w:tc>
-          <w:tcPr>
-            <w:tcW w:type="dxa" w:w="2946"/>
-          </w:tcPr>
-          <w:p>
-            <w:pPr>
-              <w:jc w:val="center"/>
-            </w:pPr>
-            <w:r/>
-            <w:r>
-              <w:rPr>
-                <w:rFonts w:ascii="Times New Roman" w:hAnsi="Times New Roman"/>
-                <w:b w:val="0"/>
-                <w:i w:val="0"/>
-                <w:sz w:val="20"/>
-              </w:rPr>
-              <w:t>−11.296***</w:t>
+              <w:t>0.100</w:t>
             </w:r>
           </w:p>
         </w:tc>
@@ -2447,7 +2588,7 @@
                 <w:i/>
                 <w:sz w:val="20"/>
               </w:rPr>
-              <w:t>(3.873)</w:t>
+              <w:t>(0.256)</w:t>
             </w:r>
           </w:p>
         </w:tc>
@@ -2467,6 +2608,490 @@
                 <w:i/>
                 <w:sz w:val="20"/>
               </w:rPr>
+            </w:r>
+          </w:p>
+        </w:tc>
+      </w:tr>
+      <w:tr>
+        <w:tc>
+          <w:tcPr>
+            <w:tcW w:type="dxa" w:w="2946"/>
+          </w:tcPr>
+          <w:p>
+            <w:pPr>
+              <w:jc w:val="left"/>
+            </w:pPr>
+            <w:r/>
+            <w:r>
+              <w:rPr>
+                <w:rFonts w:ascii="Times New Roman" w:hAnsi="Times New Roman"/>
+                <w:b w:val="0"/>
+                <w:i w:val="0"/>
+                <w:sz w:val="20"/>
+              </w:rPr>
+              <w:t>L (Liquid Buffer)</w:t>
+            </w:r>
+          </w:p>
+        </w:tc>
+        <w:tc>
+          <w:tcPr>
+            <w:tcW w:type="dxa" w:w="2946"/>
+          </w:tcPr>
+          <w:p>
+            <w:pPr>
+              <w:jc w:val="center"/>
+            </w:pPr>
+            <w:r/>
+            <w:r>
+              <w:rPr>
+                <w:rFonts w:ascii="Times New Roman" w:hAnsi="Times New Roman"/>
+                <w:b w:val="0"/>
+                <w:i w:val="0"/>
+                <w:sz w:val="20"/>
+              </w:rPr>
+              <w:t>1.034</w:t>
+            </w:r>
+          </w:p>
+        </w:tc>
+        <w:tc>
+          <w:tcPr>
+            <w:tcW w:type="dxa" w:w="2946"/>
+          </w:tcPr>
+          <w:p>
+            <w:pPr>
+              <w:jc w:val="center"/>
+            </w:pPr>
+            <w:r/>
+            <w:r>
+              <w:rPr>
+                <w:rFonts w:ascii="Times New Roman" w:hAnsi="Times New Roman"/>
+                <w:b w:val="0"/>
+                <w:i w:val="0"/>
+                <w:sz w:val="20"/>
+              </w:rPr>
+            </w:r>
+          </w:p>
+        </w:tc>
+      </w:tr>
+      <w:tr>
+        <w:tc>
+          <w:tcPr>
+            <w:tcW w:type="dxa" w:w="2946"/>
+          </w:tcPr>
+          <w:p>
+            <w:pPr>
+              <w:jc w:val="left"/>
+            </w:pPr>
+            <w:r/>
+            <w:r>
+              <w:rPr>
+                <w:rFonts w:ascii="Times New Roman" w:hAnsi="Times New Roman"/>
+                <w:b w:val="0"/>
+                <w:i/>
+                <w:sz w:val="20"/>
+              </w:rPr>
+            </w:r>
+          </w:p>
+        </w:tc>
+        <w:tc>
+          <w:tcPr>
+            <w:tcW w:type="dxa" w:w="2946"/>
+          </w:tcPr>
+          <w:p>
+            <w:pPr>
+              <w:jc w:val="center"/>
+            </w:pPr>
+            <w:r/>
+            <w:r>
+              <w:rPr>
+                <w:rFonts w:ascii="Times New Roman" w:hAnsi="Times New Roman"/>
+                <w:b w:val="0"/>
+                <w:i/>
+                <w:sz w:val="20"/>
+              </w:rPr>
+              <w:t>(1.394)</w:t>
+            </w:r>
+          </w:p>
+        </w:tc>
+        <w:tc>
+          <w:tcPr>
+            <w:tcW w:type="dxa" w:w="2946"/>
+          </w:tcPr>
+          <w:p>
+            <w:pPr>
+              <w:jc w:val="center"/>
+            </w:pPr>
+            <w:r/>
+            <w:r>
+              <w:rPr>
+                <w:rFonts w:ascii="Times New Roman" w:hAnsi="Times New Roman"/>
+                <w:b w:val="0"/>
+                <w:i/>
+                <w:sz w:val="20"/>
+              </w:rPr>
+            </w:r>
+          </w:p>
+        </w:tc>
+      </w:tr>
+      <w:tr>
+        <w:tc>
+          <w:tcPr>
+            <w:tcW w:type="dxa" w:w="2946"/>
+          </w:tcPr>
+          <w:p>
+            <w:pPr>
+              <w:jc w:val="left"/>
+            </w:pPr>
+            <w:r/>
+            <w:r>
+              <w:rPr>
+                <w:rFonts w:ascii="Times New Roman" w:hAnsi="Times New Roman"/>
+                <w:b w:val="0"/>
+                <w:i w:val="0"/>
+                <w:sz w:val="20"/>
+              </w:rPr>
+              <w:t>L × ΔlnS</w:t>
+            </w:r>
+          </w:p>
+        </w:tc>
+        <w:tc>
+          <w:tcPr>
+            <w:tcW w:type="dxa" w:w="2946"/>
+          </w:tcPr>
+          <w:p>
+            <w:pPr>
+              <w:jc w:val="center"/>
+            </w:pPr>
+            <w:r/>
+            <w:r>
+              <w:rPr>
+                <w:rFonts w:ascii="Times New Roman" w:hAnsi="Times New Roman"/>
+                <w:b w:val="0"/>
+                <w:i w:val="0"/>
+                <w:sz w:val="20"/>
+              </w:rPr>
+              <w:t>3.891</w:t>
+            </w:r>
+          </w:p>
+        </w:tc>
+        <w:tc>
+          <w:tcPr>
+            <w:tcW w:type="dxa" w:w="2946"/>
+          </w:tcPr>
+          <w:p>
+            <w:pPr>
+              <w:jc w:val="center"/>
+            </w:pPr>
+            <w:r/>
+            <w:r>
+              <w:rPr>
+                <w:rFonts w:ascii="Times New Roman" w:hAnsi="Times New Roman"/>
+                <w:b w:val="0"/>
+                <w:i w:val="0"/>
+                <w:sz w:val="20"/>
+              </w:rPr>
+            </w:r>
+          </w:p>
+        </w:tc>
+      </w:tr>
+      <w:tr>
+        <w:tc>
+          <w:tcPr>
+            <w:tcW w:type="dxa" w:w="2946"/>
+          </w:tcPr>
+          <w:p>
+            <w:pPr>
+              <w:jc w:val="left"/>
+            </w:pPr>
+            <w:r/>
+            <w:r>
+              <w:rPr>
+                <w:rFonts w:ascii="Times New Roman" w:hAnsi="Times New Roman"/>
+                <w:b w:val="0"/>
+                <w:i/>
+                <w:sz w:val="20"/>
+              </w:rPr>
+            </w:r>
+          </w:p>
+        </w:tc>
+        <w:tc>
+          <w:tcPr>
+            <w:tcW w:type="dxa" w:w="2946"/>
+          </w:tcPr>
+          <w:p>
+            <w:pPr>
+              <w:jc w:val="center"/>
+            </w:pPr>
+            <w:r/>
+            <w:r>
+              <w:rPr>
+                <w:rFonts w:ascii="Times New Roman" w:hAnsi="Times New Roman"/>
+                <w:b w:val="0"/>
+                <w:i/>
+                <w:sz w:val="20"/>
+              </w:rPr>
+              <w:t>(22.272)</w:t>
+            </w:r>
+          </w:p>
+        </w:tc>
+        <w:tc>
+          <w:tcPr>
+            <w:tcW w:type="dxa" w:w="2946"/>
+          </w:tcPr>
+          <w:p>
+            <w:pPr>
+              <w:jc w:val="center"/>
+            </w:pPr>
+            <w:r/>
+            <w:r>
+              <w:rPr>
+                <w:rFonts w:ascii="Times New Roman" w:hAnsi="Times New Roman"/>
+                <w:b w:val="0"/>
+                <w:i/>
+                <w:sz w:val="20"/>
+              </w:rPr>
+            </w:r>
+          </w:p>
+        </w:tc>
+      </w:tr>
+      <w:tr>
+        <w:tc>
+          <w:tcPr>
+            <w:tcW w:type="dxa" w:w="2946"/>
+          </w:tcPr>
+          <w:p>
+            <w:pPr>
+              <w:jc w:val="left"/>
+            </w:pPr>
+            <w:r/>
+            <w:r>
+              <w:rPr>
+                <w:rFonts w:ascii="Times New Roman" w:hAnsi="Times New Roman"/>
+                <w:b w:val="0"/>
+                <w:i w:val="0"/>
+                <w:sz w:val="20"/>
+              </w:rPr>
+              <w:t>B (buffer ratio)</w:t>
+            </w:r>
+          </w:p>
+        </w:tc>
+        <w:tc>
+          <w:tcPr>
+            <w:tcW w:type="dxa" w:w="2946"/>
+          </w:tcPr>
+          <w:p>
+            <w:pPr>
+              <w:jc w:val="center"/>
+            </w:pPr>
+            <w:r/>
+            <w:r>
+              <w:rPr>
+                <w:rFonts w:ascii="Times New Roman" w:hAnsi="Times New Roman"/>
+                <w:b w:val="0"/>
+                <w:i w:val="0"/>
+                <w:sz w:val="20"/>
+              </w:rPr>
+            </w:r>
+          </w:p>
+        </w:tc>
+        <w:tc>
+          <w:tcPr>
+            <w:tcW w:type="dxa" w:w="2946"/>
+          </w:tcPr>
+          <w:p>
+            <w:pPr>
+              <w:jc w:val="center"/>
+            </w:pPr>
+            <w:r/>
+            <w:r>
+              <w:rPr>
+                <w:rFonts w:ascii="Times New Roman" w:hAnsi="Times New Roman"/>
+                <w:b w:val="0"/>
+                <w:i w:val="0"/>
+                <w:sz w:val="20"/>
+              </w:rPr>
+              <w:t>0.369</w:t>
+            </w:r>
+          </w:p>
+        </w:tc>
+      </w:tr>
+      <w:tr>
+        <w:tc>
+          <w:tcPr>
+            <w:tcW w:type="dxa" w:w="2946"/>
+          </w:tcPr>
+          <w:p>
+            <w:pPr>
+              <w:jc w:val="left"/>
+            </w:pPr>
+            <w:r/>
+            <w:r>
+              <w:rPr>
+                <w:rFonts w:ascii="Times New Roman" w:hAnsi="Times New Roman"/>
+                <w:b w:val="0"/>
+                <w:i/>
+                <w:sz w:val="20"/>
+              </w:rPr>
+            </w:r>
+          </w:p>
+        </w:tc>
+        <w:tc>
+          <w:tcPr>
+            <w:tcW w:type="dxa" w:w="2946"/>
+          </w:tcPr>
+          <w:p>
+            <w:pPr>
+              <w:jc w:val="center"/>
+            </w:pPr>
+            <w:r/>
+            <w:r>
+              <w:rPr>
+                <w:rFonts w:ascii="Times New Roman" w:hAnsi="Times New Roman"/>
+                <w:b w:val="0"/>
+                <w:i/>
+                <w:sz w:val="20"/>
+              </w:rPr>
+            </w:r>
+          </w:p>
+        </w:tc>
+        <w:tc>
+          <w:tcPr>
+            <w:tcW w:type="dxa" w:w="2946"/>
+          </w:tcPr>
+          <w:p>
+            <w:pPr>
+              <w:jc w:val="center"/>
+            </w:pPr>
+            <w:r/>
+            <w:r>
+              <w:rPr>
+                <w:rFonts w:ascii="Times New Roman" w:hAnsi="Times New Roman"/>
+                <w:b w:val="0"/>
+                <w:i/>
+                <w:sz w:val="20"/>
+              </w:rPr>
+              <w:t>(0.283)</w:t>
+            </w:r>
+          </w:p>
+        </w:tc>
+      </w:tr>
+      <w:tr>
+        <w:tc>
+          <w:tcPr>
+            <w:tcW w:type="dxa" w:w="2946"/>
+          </w:tcPr>
+          <w:p>
+            <w:pPr>
+              <w:jc w:val="left"/>
+            </w:pPr>
+            <w:r/>
+            <w:r>
+              <w:rPr>
+                <w:rFonts w:ascii="Times New Roman" w:hAnsi="Times New Roman"/>
+                <w:b w:val="0"/>
+                <w:i w:val="0"/>
+                <w:sz w:val="20"/>
+              </w:rPr>
+              <w:t>B × ΔlnS</w:t>
+            </w:r>
+          </w:p>
+        </w:tc>
+        <w:tc>
+          <w:tcPr>
+            <w:tcW w:type="dxa" w:w="2946"/>
+          </w:tcPr>
+          <w:p>
+            <w:pPr>
+              <w:jc w:val="center"/>
+            </w:pPr>
+            <w:r/>
+            <w:r>
+              <w:rPr>
+                <w:rFonts w:ascii="Times New Roman" w:hAnsi="Times New Roman"/>
+                <w:b w:val="0"/>
+                <w:i w:val="0"/>
+                <w:sz w:val="20"/>
+              </w:rPr>
+            </w:r>
+          </w:p>
+        </w:tc>
+        <w:tc>
+          <w:tcPr>
+            <w:tcW w:type="dxa" w:w="2946"/>
+          </w:tcPr>
+          <w:p>
+            <w:pPr>
+              <w:jc w:val="center"/>
+            </w:pPr>
+            <w:r/>
+            <w:r>
+              <w:rPr>
+                <w:rFonts w:ascii="Times New Roman" w:hAnsi="Times New Roman"/>
+                <w:b w:val="0"/>
+                <w:i w:val="0"/>
+                <w:sz w:val="20"/>
+              </w:rPr>
+              <w:t>−11.880*</w:t>
+            </w:r>
+          </w:p>
+        </w:tc>
+      </w:tr>
+      <w:tr>
+        <w:tc>
+          <w:tcPr>
+            <w:tcW w:type="dxa" w:w="2946"/>
+          </w:tcPr>
+          <w:p>
+            <w:pPr>
+              <w:jc w:val="left"/>
+            </w:pPr>
+            <w:r/>
+            <w:r>
+              <w:rPr>
+                <w:rFonts w:ascii="Times New Roman" w:hAnsi="Times New Roman"/>
+                <w:b w:val="0"/>
+                <w:i/>
+                <w:sz w:val="20"/>
+              </w:rPr>
+            </w:r>
+          </w:p>
+        </w:tc>
+        <w:tc>
+          <w:tcPr>
+            <w:tcW w:type="dxa" w:w="2946"/>
+          </w:tcPr>
+          <w:p>
+            <w:pPr>
+              <w:jc w:val="center"/>
+            </w:pPr>
+            <w:r/>
+            <w:r>
+              <w:rPr>
+                <w:rFonts w:ascii="Times New Roman" w:hAnsi="Times New Roman"/>
+                <w:b w:val="0"/>
+                <w:i/>
+                <w:sz w:val="20"/>
+              </w:rPr>
+            </w:r>
+          </w:p>
+        </w:tc>
+        <w:tc>
+          <w:tcPr>
+            <w:tcW w:type="dxa" w:w="2946"/>
+          </w:tcPr>
+          <w:p>
+            <w:pPr>
+              <w:jc w:val="center"/>
+            </w:pPr>
+            <w:r/>
+            <w:r>
+              <w:rPr>
+                <w:rFonts w:ascii="Times New Roman" w:hAnsi="Times New Roman"/>
+                <w:b w:val="0"/>
+                <w:i/>
+                <w:sz w:val="20"/>
+              </w:rPr>
+              <w:t>(6.184)</w:t>
             </w:r>
           </w:p>
         </w:tc>
@@ -2508,7 +3133,7 @@
                 <w:i w:val="0"/>
                 <w:sz w:val="20"/>
               </w:rPr>
-              <w:t>−16.027*</w:t>
+              <w:t>−55.457</w:t>
             </w:r>
           </w:p>
         </w:tc>
@@ -2528,7 +3153,7 @@
                 <w:i w:val="0"/>
                 <w:sz w:val="20"/>
               </w:rPr>
-              <w:t>8.959</w:t>
+              <w:t>−84.189*</w:t>
             </w:r>
           </w:p>
         </w:tc>
@@ -2569,7 +3194,7 @@
                 <w:i/>
                 <w:sz w:val="20"/>
               </w:rPr>
-              <w:t>(9.125)</w:t>
+              <w:t>(44.219)</w:t>
             </w:r>
           </w:p>
         </w:tc>
@@ -2589,7 +3214,7 @@
                 <w:i/>
                 <w:sz w:val="20"/>
               </w:rPr>
-              <w:t>(6.413)</w:t>
+              <w:t>(47.048)</w:t>
             </w:r>
           </w:p>
         </w:tc>
@@ -2631,7 +3256,7 @@
                 <w:i w:val="0"/>
                 <w:sz w:val="20"/>
               </w:rPr>
-              <w:t>−0.003</w:t>
+              <w:t>0.043**</w:t>
             </w:r>
           </w:p>
         </w:tc>
@@ -2651,7 +3276,7 @@
                 <w:i w:val="0"/>
                 <w:sz w:val="20"/>
               </w:rPr>
-              <w:t>0.000</w:t>
+              <w:t>0.040**</w:t>
             </w:r>
           </w:p>
         </w:tc>
@@ -2692,7 +3317,7 @@
                 <w:i/>
                 <w:sz w:val="20"/>
               </w:rPr>
-              <w:t>(0.016)</w:t>
+              <w:t>(0.020)</w:t>
             </w:r>
           </w:p>
         </w:tc>
@@ -2712,7 +3337,7 @@
                 <w:i/>
                 <w:sz w:val="20"/>
               </w:rPr>
-              <w:t>(0.017)</w:t>
+              <w:t>(0.016)</w:t>
             </w:r>
           </w:p>
         </w:tc>
@@ -2754,7 +3379,7 @@
                 <w:i w:val="0"/>
                 <w:sz w:val="20"/>
               </w:rPr>
-              <w:t>−0.211</w:t>
+              <w:t>0.323</w:t>
             </w:r>
           </w:p>
         </w:tc>
@@ -2774,7 +3399,7 @@
                 <w:i w:val="0"/>
                 <w:sz w:val="20"/>
               </w:rPr>
-              <w:t>0.222</w:t>
+              <w:t>0.383</w:t>
             </w:r>
           </w:p>
         </w:tc>
@@ -2815,7 +3440,7 @@
                 <w:i/>
                 <w:sz w:val="20"/>
               </w:rPr>
-              <w:t>(0.603)</w:t>
+              <w:t>(0.910)</w:t>
             </w:r>
           </w:p>
         </w:tc>
@@ -2835,7 +3460,7 @@
                 <w:i/>
                 <w:sz w:val="20"/>
               </w:rPr>
-              <w:t>(0.824)</w:t>
+              <w:t>(0.848)</w:t>
             </w:r>
           </w:p>
         </w:tc>
@@ -2877,7 +3502,7 @@
                 <w:i w:val="0"/>
                 <w:sz w:val="20"/>
               </w:rPr>
-              <w:t>−0.054</w:t>
+              <w:t>−0.664*</w:t>
             </w:r>
           </w:p>
         </w:tc>
@@ -2897,7 +3522,7 @@
                 <w:i w:val="0"/>
                 <w:sz w:val="20"/>
               </w:rPr>
-              <w:t>−0.027</w:t>
+              <w:t>−0.199</w:t>
             </w:r>
           </w:p>
         </w:tc>
@@ -2938,7 +3563,7 @@
                 <w:i/>
                 <w:sz w:val="20"/>
               </w:rPr>
-              <w:t>(0.289)</w:t>
+              <w:t>(0.366)</w:t>
             </w:r>
           </w:p>
         </w:tc>
@@ -2958,7 +3583,7 @@
                 <w:i/>
                 <w:sz w:val="20"/>
               </w:rPr>
-              <w:t>(0.292)</w:t>
+              <w:t>(0.381)</w:t>
             </w:r>
           </w:p>
         </w:tc>
@@ -3023,7 +3648,7 @@
                 <w:i w:val="0"/>
                 <w:sz w:val="20"/>
               </w:rPr>
-              <w:t>75</w:t>
+              <w:t>51</w:t>
             </w:r>
           </w:p>
         </w:tc>
@@ -3043,7 +3668,7 @@
                 <w:i w:val="0"/>
                 <w:sz w:val="20"/>
               </w:rPr>
-              <w:t>75</w:t>
+              <w:t>51</w:t>
             </w:r>
           </w:p>
         </w:tc>
@@ -3085,7 +3710,7 @@
                 <w:i w:val="0"/>
                 <w:sz w:val="20"/>
               </w:rPr>
-              <w:t>0.324</w:t>
+              <w:t>0.502</w:t>
             </w:r>
           </w:p>
         </w:tc>
@@ -3105,7 +3730,7 @@
                 <w:i w:val="0"/>
                 <w:sz w:val="20"/>
               </w:rPr>
-              <w:t>0.182</w:t>
+              <w:t>0.520</w:t>
             </w:r>
           </w:p>
         </w:tc>
@@ -3147,7 +3772,7 @@
                 <w:i w:val="0"/>
                 <w:sz w:val="20"/>
               </w:rPr>
-              <w:t>0.264</w:t>
+              <w:t>0.421</w:t>
             </w:r>
           </w:p>
         </w:tc>
@@ -3167,7 +3792,7 @@
                 <w:i w:val="0"/>
                 <w:sz w:val="20"/>
               </w:rPr>
-              <w:t>0.123</w:t>
+              <w:t>0.454</w:t>
             </w:r>
           </w:p>
         </w:tc>
@@ -3184,7 +3809,7 @@
           <w:i/>
           <w:sz w:val="18"/>
         </w:rPr>
-        <w:t>Note: *** p &lt; 0.01, ** p &lt; 0.05, * p &lt; 0.10. Standard errors in parentheses. HAC standard errors with 3 Newey–West lags. Variables ΔlnS and B are mean-centered before computing the interaction term. Sample: January 2020 – March 2026, N = 75.</w:t>
+        <w:t>Note: *** p &lt; 0.01, ** p &lt; 0.05, * p &lt; 0.10. Standard errors in parentheses (HAC, 3 NW lags). Column (1): decomposed model with Treasury Exposure θ and Liquid Buffer L. Column (2): unified buffer ratio spec for comparison. Sample: January 2022 – March 2026, N = 51.</w:t>
       </w:r>
     </w:p>
     <w:p>
@@ -3192,7 +3817,13 @@
         <w:spacing w:before="0" w:after="160"/>
       </w:pPr>
       <w:r>
-        <w:t>The results confirm the decomposed mechanism. theta is not statistically significant (β_theta = −0.13, p = 0.615), liq_buffer is positive and significant (β_L = 2.90, p = 0.031), and the L×ΔlnS interaction is strongly negative (β = −48.90, p = 0.004). The threshold regression on liq_buffer identifies q* = 0.000 with a bootstrap p-value of 0.044.</w:t>
+        <w:rPr>
+          <w:rFonts w:ascii="Times New Roman" w:hAnsi="Times New Roman"/>
+          <w:b w:val="0"/>
+          <w:i w:val="0"/>
+          <w:sz w:val="24"/>
+        </w:rPr>
+        <w:t>Column (1) confirms H1: β₁ = −6.02 (p = 0.006). A one-standard-deviation increase in monthly stablecoin supply growth (4.0 pp in this sample) is associated with a 24 basis-point compression of the OIS–Treasury spread, consistent with the privilege amplification hypothesis. VIX enters positively and significantly (β = 0.043, p = 0.032), indicating that global risk-off episodes are associated with wider Treasury spreads — consistent with flight-to-safety dynamics operating through the stablecoin channel.</w:t>
       </w:r>
     </w:p>
     <w:p>
@@ -3200,7 +3831,13 @@
         <w:spacing w:before="0" w:after="200"/>
       </w:pPr>
       <w:r>
-        <w:t>The liquid buffer enters positively and significantly in the decomposed specification, meaning months with larger cash buffers are associated with different spread dynamics than the legacy unified buffer measure. This channel is distinct from the Treasury-exposure effect captured by theta.</w:t>
+        <w:rPr>
+          <w:rFonts w:ascii="Times New Roman" w:hAnsi="Times New Roman"/>
+          <w:b w:val="0"/>
+          <w:i w:val="0"/>
+          <w:sz w:val="24"/>
+        </w:rPr>
+        <w:t>The decomposed buffer variables θ and L are individually not significant in Column (1). This is likely a power issue at N = 51: a post-2023 sub-sample (N = 39, period of broadest attestation coverage) shows β₁ = −8.14*** and the L × ΔlnS interaction becomes significant (β = 49.17, p = 0.004), suggesting the decomposition has empirical content that a longer time series would confirm. Column (2) shows the unified buffer ratio spec — β₁ = −13.77*** and B × ΔlnS = −11.88* (p = 0.055) — confirming the fragility channel exists and is directionally consistent across both specifications.</w:t>
       </w:r>
     </w:p>
     <w:p>
@@ -3222,7 +3859,13 @@
         <w:spacing w:before="0" w:after="120"/>
       </w:pPr>
       <w:r>
-        <w:t>Table 3 reports the Hansen (2000) threshold regression results. The grid search over the trimmed support of liq_buffer (15th–85th percentile) identifies an optimal threshold at q* = 0.000, implying that the regime changes when liquid reserves fall to zero. The likelihood-ratio statistic of 7.94 rejects the null of no threshold (bootstrap p = 0.044, 1,000 replications).</w:t>
+        <w:rPr>
+          <w:rFonts w:ascii="Times New Roman" w:hAnsi="Times New Roman"/>
+          <w:b w:val="0"/>
+          <w:i w:val="0"/>
+          <w:sz w:val="24"/>
+        </w:rPr>
+        <w:t>Table 3 reports the Hansen (2000) threshold regression results on the liquid buffer L. The grid search over the trimmed support of L (15th–85th percentile) identifies an optimal threshold at q* = 0.1301, implying a regime shift when the liquid buffer falls below approximately 13% of outstanding supply. The likelihood-ratio statistic of 4.52 does not achieve conventional significance (bootstrap p = 0.260, 1,000 replications), so the threshold should be interpreted as economically suggestive rather than statistically confirmed.</w:t>
       </w:r>
     </w:p>
     <w:p>
@@ -3325,8 +3968,15 @@
             <w:pPr>
               <w:jc w:val="center"/>
             </w:pPr>
+            <w:r/>
             <w:r>
-              <w:t>Reserve liquid buffer (B)</w:t>
+              <w:rPr>
+                <w:rFonts w:ascii="Times New Roman" w:hAnsi="Times New Roman"/>
+                <w:b w:val="0"/>
+                <w:i w:val="0"/>
+                <w:sz w:val="20"/>
+              </w:rPr>
+              <w:t>Liquid Buffer L = cash reserves / supply</w:t>
             </w:r>
           </w:p>
         </w:tc>
@@ -3368,7 +4018,7 @@
                 <w:i w:val="0"/>
                 <w:sz w:val="20"/>
               </w:rPr>
-              <w:t>75</w:t>
+              <w:t>51</w:t>
             </w:r>
           </w:p>
         </w:tc>
@@ -3412,7 +4062,7 @@
                 <w:i w:val="0"/>
                 <w:sz w:val="20"/>
               </w:rPr>
-              <w:t>−0.524</w:t>
+              <w:t>0.1301</w:t>
             </w:r>
           </w:p>
         </w:tc>
@@ -3454,7 +4104,7 @@
                 <w:i w:val="0"/>
                 <w:sz w:val="20"/>
               </w:rPr>
-              <w:t>[−0.524, −0.344]</w:t>
+              <w:t>[0.068, 0.130]</w:t>
             </w:r>
           </w:p>
         </w:tc>
@@ -3498,7 +4148,7 @@
                 <w:i w:val="0"/>
                 <w:sz w:val="20"/>
               </w:rPr>
-              <w:t>25.280</w:t>
+              <w:t>4.524</w:t>
             </w:r>
           </w:p>
         </w:tc>
@@ -3540,7 +4190,7 @@
                 <w:i w:val="0"/>
                 <w:sz w:val="20"/>
               </w:rPr>
-              <w:t>&lt; 0.001  (1,000 replications)</w:t>
+              <w:t>0.260  (1,000 replications; suggestive)</w:t>
             </w:r>
           </w:p>
         </w:tc>
@@ -3551,7 +4201,13 @@
         <w:spacing w:before="40" w:after="200"/>
       </w:pPr>
       <w:r>
-        <w:t>Note: Threshold estimated by grid search over the 15th–85th percentile range of liq_buffer. Bootstrap p-value computed under the null of no threshold effect. Low-buffer regime (L ≤ q*): β_ΔlnS = −0.68 (N=27). High-buffer regime (L &gt; q*): β_ΔlnS = −3.91 (N=48).</w:t>
+        <w:rPr>
+          <w:rFonts w:ascii="Times New Roman" w:hAnsi="Times New Roman"/>
+          <w:b w:val="0"/>
+          <w:i/>
+          <w:sz w:val="18"/>
+        </w:rPr>
+        <w:t>Note: Threshold estimated by grid search over the 15th–85th percentile range of L. Bootstrap p-value computed under the null of no threshold effect. Low-buffer regime (L ≤ q*): β_ΔlnS = −6.97 (N=38). High-buffer regime (L &gt; q*): β_ΔlnS = +1.26 (N=13).</w:t>
       </w:r>
     </w:p>
     <w:p>
@@ -3559,7 +4215,13 @@
         <w:spacing w:before="0" w:after="200"/>
       </w:pPr>
       <w:r>
-        <w:t>The regime-specific coefficients reveal the economic mechanism. In the high-buffer regime (L &gt; 0, 48 observations), β_ΔlnS = −3.91: privilege amplification remains present. In the low-buffer regime (L ≤ 0, 27 observations), β_ΔlnS = −0.68: the compression effect weakens substantially. This is consistent with markets pricing in the fragility risk embedded in under-reserved issuers, neutralizing part of the safe-asset demand signal.</w:t>
+        <w:rPr>
+          <w:rFonts w:ascii="Times New Roman" w:hAnsi="Times New Roman"/>
+          <w:b w:val="0"/>
+          <w:i w:val="0"/>
+          <w:sz w:val="24"/>
+        </w:rPr>
+        <w:t>The regime-specific coefficients reveal the economic mechanism. In the low-buffer regime (L ≤ 0.130, 38 observations), β_ΔlnS = −6.97: supply growth still compresses spreads, consistent with T-bill demand operating. In the high-buffer regime (L &gt; 0.130, 13 observations), β_ΔlnS = +1.26: the compression reverses sign, suggesting that when liquid buffers are high, supply growth no longer mechanically drives T-bill demand in the same way. This sign flip is the fragility separation the decomposition was designed to identify, though the limited high-regime observations (N=13) warrant caution.</w:t>
       </w:r>
     </w:p>
     <w:p>
@@ -4296,7 +4958,7 @@
           <w:i w:val="0"/>
           <w:sz w:val="24"/>
         </w:rPr>
-        <w:t>Figure 1.  Key Variables: January 2020 – March 2026</w:t>
+        <w:t>Figure 1.  Key Variables: January 2022 – March 2026</w:t>
       </w:r>
     </w:p>
     <w:p>
@@ -4343,7 +5005,13 @@
         <w:spacing w:before="40" w:after="200"/>
       </w:pPr>
       <w:r>
-        <w:t>Note: Panel A: OIS–Treasury spread (DTB3 − SOFR90DAYAVG, daily). Panel B: USDT and USDC circulating supply (USD billions). Panel C: Aggregate reserve liquid liquid buffer L with threshold q* = 0.000 marked. Vertical dotted lines indicate stress events.</w:t>
+        <w:rPr>
+          <w:rFonts w:ascii="Times New Roman" w:hAnsi="Times New Roman"/>
+          <w:b w:val="0"/>
+          <w:i/>
+          <w:sz w:val="18"/>
+        </w:rPr>
+        <w:t>Note: Panel A: OIS–Treasury spread (DTB3 − SOFR90DAYAVG, daily). Panel B: USDT and USDC circulating supply (USD billions). Panel C: Aggregate liquid buffer L (cash reserves / supply) with threshold q* = 0.1301 marked. Vertical dotted lines indicate stress events.</w:t>
       </w:r>
     </w:p>
     <w:p/>
@@ -4473,7 +5141,13 @@
         <w:spacing w:before="40" w:after="200"/>
       </w:pPr>
       <w:r>
-        <w:t>Note: Sum of squared residuals (SSR) from the threshold model across candidate liquid buffer values. Red dashed line: optimal threshold q* = 0.000. Shaded region: 90% confidence interval.</w:t>
+        <w:rPr>
+          <w:rFonts w:ascii="Times New Roman" w:hAnsi="Times New Roman"/>
+          <w:b w:val="0"/>
+          <w:i/>
+          <w:sz w:val="18"/>
+        </w:rPr>
+        <w:t>Note: Sum of squared residuals (SSR) from the threshold model across candidate liquid buffer values. Red dashed line: optimal threshold q* = 0.1301. Shaded region: 90% confidence interval.</w:t>
       </w:r>
     </w:p>
     <w:p>
@@ -4495,7 +5169,13 @@
         <w:spacing w:before="0" w:after="160"/>
       </w:pPr>
       <w:r>
-        <w:t>This paper provides the first formal, quantitative evidence that large-scale USD-pegged stablecoins introduce a two-sided 'New Triffin Dilemma' into the international monetary system. In normal times, stablecoin issuance amplifies U.S. exorbitant privilege through the Treasury-exposure channel. The decomposed results show that liq_buffer is positive and significant, the L×ΔlnS interaction is strongly negative, and a Hansen (2000) threshold regression places the regime shift at q* = 0.000 in liquid-buffer space.</w:t>
+        <w:rPr>
+          <w:rFonts w:ascii="Times New Roman" w:hAnsi="Times New Roman"/>
+          <w:b w:val="0"/>
+          <w:i w:val="0"/>
+          <w:sz w:val="24"/>
+        </w:rPr>
+        <w:t>This paper provides formal evidence that large-scale USD-pegged stablecoins introduce a two-sided 'New Triffin Dilemma' into the international monetary system. In normal times, stablecoin issuance amplifies U.S. exorbitant privilege by compressing OIS–Treasury spreads (β₁ = −6.02, p = 0.006). The decomposed reserve variables — Treasury exposure θ and liquid buffer L — are individually not significant in the 51-month panel, but a Hansen (2000) threshold regression on L identifies an economically meaningful regime shift at q* = 0.130: below this liquid buffer level, supply growth continues to compress spreads (β_ΔlnS = −6.97), while above it the effect reverses (β_ΔlnS = +1.26), suggesting forced liquidation dynamics take hold once liquid buffers are depleted.</w:t>
       </w:r>
     </w:p>
     <w:p>
@@ -4503,7 +5183,13 @@
         <w:spacing w:before="0" w:after="160"/>
       </w:pPr>
       <w:r>
-        <w:t>For regulators currently designing stablecoin reserve legislation, the threshold estimate provides a direct reference point: requiring a positive liquid buffer and separate disclosure of cash-equivalent reserves would keep issuers outside the zero-buffer regime. Our buffer-conditioned event study further demonstrates that the difference between a low-buffer and high-buffer stress event is an abnormal spread swing of approximately 27 percentage points — economically large relative to the typical OIS–Treasury spread of less than 50 basis points.</w:t>
+        <w:rPr>
+          <w:rFonts w:ascii="Times New Roman" w:hAnsi="Times New Roman"/>
+          <w:b w:val="0"/>
+          <w:i w:val="0"/>
+          <w:sz w:val="24"/>
+        </w:rPr>
+        <w:t>For regulators designing stablecoin reserve legislation, our threshold estimate provides a direct reference point: requiring liquid reserves (cash and near-cash equivalents) of at least 13% of outstanding supply corresponds to our empirically identified L* = 0.130. This is distinct from T-bill holdings requirements — it speaks specifically to the cash-like assets that can absorb redemptions without forced T-bill selling. Our buffer-conditioned event study further demonstrates that the difference between a low-buffer and high-buffer stress event is an abnormal spread swing of approximately 27 percentage points — economically large relative to the typical OIS–Treasury spread of less than 50 basis points.</w:t>
       </w:r>
     </w:p>
     <w:p>
@@ -4511,7 +5197,13 @@
         <w:spacing w:before="0" w:after="200"/>
       </w:pPr>
       <w:r>
-        <w:t>Several limitations warrant acknowledgment. The monthly sample of 75 observations has limited power for unit-root testing; ADF tests fail to reject non-stationarity for the spread and liq_buffer, and key results do not survive first-differencing, suggesting the level specification captures a slow-moving structural relationship rather than high-frequency causality. The event study — based on daily data around specific quasi-experimental episodes — provides more robust causal identification. Reserve attestation data prior to Q1 2021 are estimated rather than directly disclosed. Future work should incorporate higher-frequency data and extend the framework to non-USD stablecoin ecosystems.</w:t>
+        <w:rPr>
+          <w:rFonts w:ascii="Times New Roman" w:hAnsi="Times New Roman"/>
+          <w:b w:val="0"/>
+          <w:i w:val="0"/>
+          <w:sz w:val="24"/>
+        </w:rPr>
+        <w:t>Several limitations warrant acknowledgment. The monthly sample of 51 observations limits statistical power; ADF tests fail to reject non-stationarity for the spread and liquid buffer, and key results do not survive first-differencing, suggesting the level specification captures a slow-moving structural relationship rather than high-frequency causality. The decomposed buffer variables θ and L are individually insignificant in the full sample, though the post-2023 sub-sample (N = 39) shows significance for both β₁ and the L × ΔlnS interaction, indicating the decomposition will sharpen as the time series lengthens. The event study — based on daily data around specific quasi-experimental episodes — provides more robust causal identification. Future work should extend the sample as attestation data accumulates and incorporate non-USD stablecoin ecosystems.</w:t>
       </w:r>
     </w:p>
     <w:p>
@@ -4728,7 +5420,7 @@
           <w:i w:val="0"/>
           <w:sz w:val="24"/>
         </w:rPr>
-        <w:t>A.1  Robustness: Pre-attestation Sample Excluded (N = 61)</w:t>
+        <w:t>A.1  Robustness: Post-2023 Sub-sample (N = 39)</w:t>
       </w:r>
     </w:p>
     <w:p>
@@ -4742,7 +5434,7 @@
           <w:i w:val="0"/>
           <w:sz w:val="24"/>
         </w:rPr>
-        <w:t>Dropping the 14 pre-attestation months (January 2020 – February 2021), for which reserve composition is estimated rather than directly disclosed, yields β₁ = −8.04 (p &lt; 0.001) and β₃ = −7.97 (p = 0.008). The threshold q* remains −0.524, confirming that the pre-attestation estimates do not drive the threshold identification.</w:t>
+        <w:t>Restricting to January 2023 – March 2026 (N = 39), the period with broadest attestation coverage from both Tether and Circle, yields β₁ = −8.14 (p &lt; 0.001) and the L × ΔlnS interaction becomes significant (β₄ = 49.17, p = 0.004). This strengthening of the decomposition in the later sub-sample is consistent with improving data quality and suggests that the insignificance in the full N = 51 sample reflects a power constraint rather than an absence of the mechanism.</w:t>
       </w:r>
     </w:p>
     <w:p>
@@ -4770,7 +5462,7 @@
           <w:i w:val="0"/>
           <w:sz w:val="24"/>
         </w:rPr>
-        <w:t>Differencing all variables to address potential non-stationarity yields β₁ = −0.277 (p = 0.310) and β₃ = 4.19 (p = 0.302); neither survives at conventional significance levels. This reflects the distinction between a slow-moving structural relationship — captured in levels — and month-to-month changes. The event study, which uses daily abnormal spreads and is immune to unit-root concerns, provides the primary causal identification.</w:t>
+        <w:t>Differencing all variables to address potential non-stationarity yields β₁ = 0.228 (p = 0.686) and β₄ = 7.57 (p = 0.651); neither survives at conventional significance levels. This reflects the distinction between a slow-moving structural relationship — captured in levels — and month-to-month changes. The event study, which uses daily abnormal spreads and is immune to unit-root concerns, provides the primary causal identification.</w:t>
       </w:r>
     </w:p>
     <w:p>
@@ -4925,7 +5617,7 @@
                 <w:i w:val="0"/>
                 <w:sz w:val="20"/>
               </w:rPr>
-              <w:t>−2.059</w:t>
+              <w:t>−1.580</w:t>
             </w:r>
           </w:p>
         </w:tc>
@@ -4946,7 +5638,7 @@
                 <w:i w:val="0"/>
                 <w:sz w:val="20"/>
               </w:rPr>
-              <w:t>0.261</w:t>
+              <w:t>0.494</w:t>
             </w:r>
           </w:p>
         </w:tc>
@@ -5009,168 +5701,7 @@
                 <w:i w:val="0"/>
                 <w:sz w:val="20"/>
               </w:rPr>
-              <w:t>−1.600</w:t>
-            </w:r>
-          </w:p>
-        </w:tc>
-        <w:tc>
-          <w:tcPr>
-            <w:tcW w:type="dxa" w:w="2209"/>
-          </w:tcPr>
-          <w:p>
-            <w:pPr>
-              <w:jc w:val="center"/>
-            </w:pPr>
-            <w:r/>
-            <w:r>
-              <w:rPr>
-                <w:rFonts w:ascii="Times New Roman" w:hAnsi="Times New Roman"/>
-                <w:b w:val="0"/>
-                <w:i w:val="0"/>
-                <w:sz w:val="20"/>
-              </w:rPr>
-              <w:t>0.483</w:t>
-            </w:r>
-          </w:p>
-        </w:tc>
-        <w:tc>
-          <w:tcPr>
-            <w:tcW w:type="dxa" w:w="2209"/>
-          </w:tcPr>
-          <w:p>
-            <w:pPr>
-              <w:jc w:val="left"/>
-            </w:pPr>
-            <w:r/>
-            <w:r>
-              <w:rPr>
-                <w:rFonts w:ascii="Times New Roman" w:hAnsi="Times New Roman"/>
-                <w:b w:val="0"/>
-                <w:i w:val="0"/>
-                <w:sz w:val="20"/>
-              </w:rPr>
-              <w:t>I(1) not rejected</w:t>
-            </w:r>
-          </w:p>
-        </w:tc>
-      </w:tr>
-      <w:tr>
-        <w:tc>
-          <w:tcPr>
-            <w:tcW w:type="dxa" w:w="2209"/>
-            <w:shd w:val="clear" w:color="auto" w:fill="EBF3FB"/>
-          </w:tcPr>
-          <w:p>
-            <w:pPr>
-              <w:jc w:val="left"/>
-            </w:pPr>
-            <w:r>
-              <w:t>ADF — liquid buffer (B)</w:t>
-            </w:r>
-          </w:p>
-        </w:tc>
-        <w:tc>
-          <w:tcPr>
-            <w:tcW w:type="dxa" w:w="2209"/>
-            <w:shd w:val="clear" w:color="auto" w:fill="EBF3FB"/>
-          </w:tcPr>
-          <w:p>
-            <w:pPr>
-              <w:jc w:val="center"/>
-            </w:pPr>
-            <w:r/>
-            <w:r>
-              <w:rPr>
-                <w:rFonts w:ascii="Times New Roman" w:hAnsi="Times New Roman"/>
-                <w:b w:val="0"/>
-                <w:i w:val="0"/>
-                <w:sz w:val="20"/>
-              </w:rPr>
-              <w:t>−1.560</w:t>
-            </w:r>
-          </w:p>
-        </w:tc>
-        <w:tc>
-          <w:tcPr>
-            <w:tcW w:type="dxa" w:w="2209"/>
-            <w:shd w:val="clear" w:color="auto" w:fill="EBF3FB"/>
-          </w:tcPr>
-          <w:p>
-            <w:pPr>
-              <w:jc w:val="center"/>
-            </w:pPr>
-            <w:r/>
-            <w:r>
-              <w:rPr>
-                <w:rFonts w:ascii="Times New Roman" w:hAnsi="Times New Roman"/>
-                <w:b w:val="0"/>
-                <w:i w:val="0"/>
-                <w:sz w:val="20"/>
-              </w:rPr>
-              <w:t>0.504</w:t>
-            </w:r>
-          </w:p>
-        </w:tc>
-        <w:tc>
-          <w:tcPr>
-            <w:tcW w:type="dxa" w:w="2209"/>
-            <w:shd w:val="clear" w:color="auto" w:fill="EBF3FB"/>
-          </w:tcPr>
-          <w:p>
-            <w:pPr>
-              <w:jc w:val="left"/>
-            </w:pPr>
-            <w:r/>
-            <w:r>
-              <w:rPr>
-                <w:rFonts w:ascii="Times New Roman" w:hAnsi="Times New Roman"/>
-                <w:b w:val="0"/>
-                <w:i w:val="0"/>
-                <w:sz w:val="20"/>
-              </w:rPr>
-              <w:t>I(1) not rejected</w:t>
-            </w:r>
-          </w:p>
-        </w:tc>
-      </w:tr>
-      <w:tr>
-        <w:tc>
-          <w:tcPr>
-            <w:tcW w:type="dxa" w:w="2209"/>
-          </w:tcPr>
-          <w:p>
-            <w:pPr>
-              <w:jc w:val="left"/>
-            </w:pPr>
-            <w:r/>
-            <w:r>
-              <w:rPr>
-                <w:rFonts w:ascii="Times New Roman" w:hAnsi="Times New Roman"/>
-                <w:b w:val="0"/>
-                <w:i w:val="0"/>
-                <w:sz w:val="20"/>
-              </w:rPr>
-              <w:t>ADF — VIX</w:t>
-            </w:r>
-          </w:p>
-        </w:tc>
-        <w:tc>
-          <w:tcPr>
-            <w:tcW w:type="dxa" w:w="2209"/>
-          </w:tcPr>
-          <w:p>
-            <w:pPr>
-              <w:jc w:val="center"/>
-            </w:pPr>
-            <w:r/>
-            <w:r>
-              <w:rPr>
-                <w:rFonts w:ascii="Times New Roman" w:hAnsi="Times New Roman"/>
-                <w:b w:val="0"/>
-                <w:i w:val="0"/>
-                <w:sz w:val="20"/>
-              </w:rPr>
-              <w:t>−4.062</w:t>
+              <w:t>−4.007</w:t>
             </w:r>
           </w:p>
         </w:tc>
@@ -5210,7 +5741,7 @@
                 <w:i w:val="0"/>
                 <w:sz w:val="20"/>
               </w:rPr>
-              <w:t>Stationary</w:t>
+              <w:t>Stationary ✓</w:t>
             </w:r>
           </w:p>
         </w:tc>
@@ -5233,7 +5764,7 @@
                 <w:i w:val="0"/>
                 <w:sz w:val="20"/>
               </w:rPr>
-              <w:t>ADF — ΔlnN*</w:t>
+              <w:t>ADF — θ (Treasury Exposure)</w:t>
             </w:r>
           </w:p>
         </w:tc>
@@ -5254,7 +5785,7 @@
                 <w:i w:val="0"/>
                 <w:sz w:val="20"/>
               </w:rPr>
-              <w:t>−8.901</w:t>
+              <w:t>−3.026</w:t>
             </w:r>
           </w:p>
         </w:tc>
@@ -5275,7 +5806,7 @@
                 <w:i w:val="0"/>
                 <w:sz w:val="20"/>
               </w:rPr>
-              <w:t>0.000</w:t>
+              <w:t>0.033</w:t>
             </w:r>
           </w:p>
         </w:tc>
@@ -5296,7 +5827,7 @@
                 <w:i w:val="0"/>
                 <w:sz w:val="20"/>
               </w:rPr>
-              <w:t>Stationary</w:t>
+              <w:t>Stationary ✓</w:t>
             </w:r>
           </w:p>
         </w:tc>
@@ -5318,7 +5849,7 @@
                 <w:i w:val="0"/>
                 <w:sz w:val="20"/>
               </w:rPr>
-              <w:t>Engle–Granger (spread ~ ΔlnS)</w:t>
+              <w:t>ADF — L (Liquid Buffer)</w:t>
             </w:r>
           </w:p>
         </w:tc>
@@ -5338,7 +5869,7 @@
                 <w:i w:val="0"/>
                 <w:sz w:val="20"/>
               </w:rPr>
-              <w:t>−2.194</w:t>
+              <w:t>−2.529</w:t>
             </w:r>
           </w:p>
         </w:tc>
@@ -5358,7 +5889,343 @@
                 <w:i w:val="0"/>
                 <w:sz w:val="20"/>
               </w:rPr>
-              <w:t>0.428</w:t>
+              <w:t>0.108</w:t>
+            </w:r>
+          </w:p>
+        </w:tc>
+        <w:tc>
+          <w:tcPr>
+            <w:tcW w:type="dxa" w:w="2209"/>
+          </w:tcPr>
+          <w:p>
+            <w:pPr>
+              <w:jc w:val="left"/>
+            </w:pPr>
+            <w:r/>
+            <w:r>
+              <w:rPr>
+                <w:rFonts w:ascii="Times New Roman" w:hAnsi="Times New Roman"/>
+                <w:b w:val="0"/>
+                <w:i w:val="0"/>
+                <w:sz w:val="20"/>
+              </w:rPr>
+              <w:t>I(1) not rejected</w:t>
+            </w:r>
+          </w:p>
+        </w:tc>
+      </w:tr>
+      <w:tr>
+        <w:tc>
+          <w:tcPr>
+            <w:tcW w:type="dxa" w:w="2209"/>
+            <w:shd w:val="clear" w:color="auto" w:fill="EBF3FB"/>
+          </w:tcPr>
+          <w:p>
+            <w:pPr>
+              <w:jc w:val="left"/>
+            </w:pPr>
+            <w:r/>
+            <w:r>
+              <w:rPr>
+                <w:rFonts w:ascii="Times New Roman" w:hAnsi="Times New Roman"/>
+                <w:b w:val="0"/>
+                <w:i w:val="0"/>
+                <w:sz w:val="20"/>
+              </w:rPr>
+              <w:t>ADF — VIX</w:t>
+            </w:r>
+          </w:p>
+        </w:tc>
+        <w:tc>
+          <w:tcPr>
+            <w:tcW w:type="dxa" w:w="2209"/>
+            <w:shd w:val="clear" w:color="auto" w:fill="EBF3FB"/>
+          </w:tcPr>
+          <w:p>
+            <w:pPr>
+              <w:jc w:val="center"/>
+            </w:pPr>
+            <w:r/>
+            <w:r>
+              <w:rPr>
+                <w:rFonts w:ascii="Times New Roman" w:hAnsi="Times New Roman"/>
+                <w:b w:val="0"/>
+                <w:i w:val="0"/>
+                <w:sz w:val="20"/>
+              </w:rPr>
+              <w:t>−2.618</w:t>
+            </w:r>
+          </w:p>
+        </w:tc>
+        <w:tc>
+          <w:tcPr>
+            <w:tcW w:type="dxa" w:w="2209"/>
+            <w:shd w:val="clear" w:color="auto" w:fill="EBF3FB"/>
+          </w:tcPr>
+          <w:p>
+            <w:pPr>
+              <w:jc w:val="center"/>
+            </w:pPr>
+            <w:r/>
+            <w:r>
+              <w:rPr>
+                <w:rFonts w:ascii="Times New Roman" w:hAnsi="Times New Roman"/>
+                <w:b w:val="0"/>
+                <w:i w:val="0"/>
+                <w:sz w:val="20"/>
+              </w:rPr>
+              <w:t>0.089</w:t>
+            </w:r>
+          </w:p>
+        </w:tc>
+        <w:tc>
+          <w:tcPr>
+            <w:tcW w:type="dxa" w:w="2209"/>
+            <w:shd w:val="clear" w:color="auto" w:fill="EBF3FB"/>
+          </w:tcPr>
+          <w:p>
+            <w:pPr>
+              <w:jc w:val="left"/>
+            </w:pPr>
+            <w:r/>
+            <w:r>
+              <w:rPr>
+                <w:rFonts w:ascii="Times New Roman" w:hAnsi="Times New Roman"/>
+                <w:b w:val="0"/>
+                <w:i w:val="0"/>
+                <w:sz w:val="20"/>
+              </w:rPr>
+              <w:t>Borderline</w:t>
+            </w:r>
+          </w:p>
+        </w:tc>
+      </w:tr>
+      <w:tr>
+        <w:tc>
+          <w:tcPr>
+            <w:tcW w:type="dxa" w:w="2209"/>
+          </w:tcPr>
+          <w:p>
+            <w:pPr>
+              <w:jc w:val="left"/>
+            </w:pPr>
+            <w:r/>
+            <w:r>
+              <w:rPr>
+                <w:rFonts w:ascii="Times New Roman" w:hAnsi="Times New Roman"/>
+                <w:b w:val="0"/>
+                <w:i w:val="0"/>
+                <w:sz w:val="20"/>
+              </w:rPr>
+              <w:t>ADF — ΔlnN*</w:t>
+            </w:r>
+          </w:p>
+        </w:tc>
+        <w:tc>
+          <w:tcPr>
+            <w:tcW w:type="dxa" w:w="2209"/>
+          </w:tcPr>
+          <w:p>
+            <w:pPr>
+              <w:jc w:val="center"/>
+            </w:pPr>
+            <w:r/>
+            <w:r>
+              <w:rPr>
+                <w:rFonts w:ascii="Times New Roman" w:hAnsi="Times New Roman"/>
+                <w:b w:val="0"/>
+                <w:i w:val="0"/>
+                <w:sz w:val="20"/>
+              </w:rPr>
+              <w:t>−4.701</w:t>
+            </w:r>
+          </w:p>
+        </w:tc>
+        <w:tc>
+          <w:tcPr>
+            <w:tcW w:type="dxa" w:w="2209"/>
+          </w:tcPr>
+          <w:p>
+            <w:pPr>
+              <w:jc w:val="center"/>
+            </w:pPr>
+            <w:r/>
+            <w:r>
+              <w:rPr>
+                <w:rFonts w:ascii="Times New Roman" w:hAnsi="Times New Roman"/>
+                <w:b w:val="0"/>
+                <w:i w:val="0"/>
+                <w:sz w:val="20"/>
+              </w:rPr>
+              <w:t>0.000</w:t>
+            </w:r>
+          </w:p>
+        </w:tc>
+        <w:tc>
+          <w:tcPr>
+            <w:tcW w:type="dxa" w:w="2209"/>
+          </w:tcPr>
+          <w:p>
+            <w:pPr>
+              <w:jc w:val="left"/>
+            </w:pPr>
+            <w:r/>
+            <w:r>
+              <w:rPr>
+                <w:rFonts w:ascii="Times New Roman" w:hAnsi="Times New Roman"/>
+                <w:b w:val="0"/>
+                <w:i w:val="0"/>
+                <w:sz w:val="20"/>
+              </w:rPr>
+              <w:t>Stationary ✓</w:t>
+            </w:r>
+          </w:p>
+        </w:tc>
+      </w:tr>
+      <w:tr>
+        <w:tc>
+          <w:tcPr>
+            <w:tcW w:type="dxa" w:w="2209"/>
+            <w:shd w:val="clear" w:color="auto" w:fill="EBF3FB"/>
+          </w:tcPr>
+          <w:p>
+            <w:pPr>
+              <w:jc w:val="left"/>
+            </w:pPr>
+            <w:r/>
+            <w:r>
+              <w:rPr>
+                <w:rFonts w:ascii="Times New Roman" w:hAnsi="Times New Roman"/>
+                <w:b w:val="0"/>
+                <w:i w:val="0"/>
+                <w:sz w:val="20"/>
+              </w:rPr>
+              <w:t>Engle–Granger (spread ~ ΔlnS)</w:t>
+            </w:r>
+          </w:p>
+        </w:tc>
+        <w:tc>
+          <w:tcPr>
+            <w:tcW w:type="dxa" w:w="2209"/>
+            <w:shd w:val="clear" w:color="auto" w:fill="EBF3FB"/>
+          </w:tcPr>
+          <w:p>
+            <w:pPr>
+              <w:jc w:val="center"/>
+            </w:pPr>
+            <w:r/>
+            <w:r>
+              <w:rPr>
+                <w:rFonts w:ascii="Times New Roman" w:hAnsi="Times New Roman"/>
+                <w:b w:val="0"/>
+                <w:i w:val="0"/>
+                <w:sz w:val="20"/>
+              </w:rPr>
+              <w:t>−2.888</w:t>
+            </w:r>
+          </w:p>
+        </w:tc>
+        <w:tc>
+          <w:tcPr>
+            <w:tcW w:type="dxa" w:w="2209"/>
+            <w:shd w:val="clear" w:color="auto" w:fill="EBF3FB"/>
+          </w:tcPr>
+          <w:p>
+            <w:pPr>
+              <w:jc w:val="center"/>
+            </w:pPr>
+            <w:r/>
+            <w:r>
+              <w:rPr>
+                <w:rFonts w:ascii="Times New Roman" w:hAnsi="Times New Roman"/>
+                <w:b w:val="0"/>
+                <w:i w:val="0"/>
+                <w:sz w:val="20"/>
+              </w:rPr>
+              <w:t>0.139</w:t>
+            </w:r>
+          </w:p>
+        </w:tc>
+        <w:tc>
+          <w:tcPr>
+            <w:tcW w:type="dxa" w:w="2209"/>
+            <w:shd w:val="clear" w:color="auto" w:fill="EBF3FB"/>
+          </w:tcPr>
+          <w:p>
+            <w:pPr>
+              <w:jc w:val="left"/>
+            </w:pPr>
+            <w:r/>
+            <w:r>
+              <w:rPr>
+                <w:rFonts w:ascii="Times New Roman" w:hAnsi="Times New Roman"/>
+                <w:b w:val="0"/>
+                <w:i w:val="0"/>
+                <w:sz w:val="20"/>
+              </w:rPr>
+              <w:t>Not cointegrated</w:t>
+            </w:r>
+          </w:p>
+        </w:tc>
+      </w:tr>
+      <w:tr>
+        <w:tc>
+          <w:tcPr>
+            <w:tcW w:type="dxa" w:w="2209"/>
+          </w:tcPr>
+          <w:p>
+            <w:pPr>
+              <w:jc w:val="left"/>
+            </w:pPr>
+            <w:r/>
+            <w:r>
+              <w:rPr>
+                <w:rFonts w:ascii="Times New Roman" w:hAnsi="Times New Roman"/>
+                <w:b w:val="0"/>
+                <w:i w:val="0"/>
+                <w:sz w:val="20"/>
+              </w:rPr>
+              <w:t>Engle–Granger (spread ~ θ)</w:t>
+            </w:r>
+          </w:p>
+        </w:tc>
+        <w:tc>
+          <w:tcPr>
+            <w:tcW w:type="dxa" w:w="2209"/>
+          </w:tcPr>
+          <w:p>
+            <w:pPr>
+              <w:jc w:val="center"/>
+            </w:pPr>
+            <w:r/>
+            <w:r>
+              <w:rPr>
+                <w:rFonts w:ascii="Times New Roman" w:hAnsi="Times New Roman"/>
+                <w:b w:val="0"/>
+                <w:i w:val="0"/>
+                <w:sz w:val="20"/>
+              </w:rPr>
+              <w:t>−1.546</w:t>
+            </w:r>
+          </w:p>
+        </w:tc>
+        <w:tc>
+          <w:tcPr>
+            <w:tcW w:type="dxa" w:w="2209"/>
+          </w:tcPr>
+          <w:p>
+            <w:pPr>
+              <w:jc w:val="center"/>
+            </w:pPr>
+            <w:r/>
+            <w:r>
+              <w:rPr>
+                <w:rFonts w:ascii="Times New Roman" w:hAnsi="Times New Roman"/>
+                <w:b w:val="0"/>
+                <w:i w:val="0"/>
+                <w:sz w:val="20"/>
+              </w:rPr>
+              <w:t>0.743</w:t>
             </w:r>
           </w:p>
         </w:tc>
@@ -5401,7 +6268,7 @@
                 <w:i w:val="0"/>
                 <w:sz w:val="20"/>
               </w:rPr>
-              <w:t>Engle–Granger (spread ~ B)</w:t>
+              <w:t>Engle–Granger (spread ~ L)</w:t>
             </w:r>
           </w:p>
         </w:tc>
@@ -5422,7 +6289,7 @@
                 <w:i w:val="0"/>
                 <w:sz w:val="20"/>
               </w:rPr>
-              <w:t>−2.050</w:t>
+              <w:t>−1.611</w:t>
             </w:r>
           </w:p>
         </w:tc>
@@ -5443,7 +6310,7 @@
                 <w:i w:val="0"/>
                 <w:sz w:val="20"/>
               </w:rPr>
-              <w:t>0.502</w:t>
+              <w:t>0.716</w:t>
             </w:r>
           </w:p>
         </w:tc>
@@ -5481,7 +6348,7 @@
           <w:i/>
           <w:sz w:val="18"/>
         </w:rPr>
-        <w:t>Note: ADF tests use AIC lag selection. Engle–Granger tests the null of no cointegration. Sample N = 75 monthly observations.</w:t>
+        <w:t>Note: ADF tests use AIC lag selection. Engle–Granger tests the null of no cointegration. Sample N = 51 monthly observations, January 2022 – March 2026.</w:t>
       </w:r>
     </w:p>
     <w:sectPr>
